--- a/Documentos/ABNT - SESI-SENAI.docx
+++ b/Documentos/ABNT - SESI-SENAI.docx
@@ -2233,7 +2233,14 @@
           <w:rFonts w:cs="Arial"/>
           <w:szCs w:val="24"/>
         </w:rPr>
-        <w:t>Descrição: cadastro do gerente por via e-mail e telefone, com adição de nome completo, senha e cargo na empresa.</w:t>
+        <w:t>Descrição: cadastro do gerente por via e-mail</w:t>
+      </w:r>
+      <w:r>
+        <w:rPr>
+          <w:rFonts w:cs="Arial"/>
+          <w:szCs w:val="24"/>
+        </w:rPr>
+        <w:t>, nome, senha e cargo.</w:t>
       </w:r>
     </w:p>
     <w:p>
@@ -2278,7 +2285,14 @@
           <w:rFonts w:cs="Arial"/>
           <w:szCs w:val="24"/>
         </w:rPr>
-        <w:t>Observações: o cadastro vai ter permissões para todas as ações dentro do site.</w:t>
+        <w:t>Observações: o cadastro vai ter permissões para todas as ações dentro do site</w:t>
+      </w:r>
+      <w:r>
+        <w:rPr>
+          <w:rFonts w:cs="Arial"/>
+          <w:szCs w:val="24"/>
+        </w:rPr>
+        <w:t>, e somente ele poderá fazer o cadastro e a atualização dos usuários.</w:t>
       </w:r>
     </w:p>
     <w:p>
@@ -2316,7 +2330,28 @@
           <w:rFonts w:cs="Arial"/>
           <w:szCs w:val="24"/>
         </w:rPr>
-        <w:t>Descrição: cadastro do analista via e-mail e telefone, com adição de nome completo, senha e cargo na empresa.</w:t>
+        <w:t>Descrição: cadastro do analista via e-mail</w:t>
+      </w:r>
+      <w:r>
+        <w:rPr>
+          <w:rFonts w:cs="Arial"/>
+          <w:szCs w:val="24"/>
+        </w:rPr>
+        <w:t>, nome</w:t>
+      </w:r>
+      <w:r>
+        <w:rPr>
+          <w:rFonts w:cs="Arial"/>
+          <w:szCs w:val="24"/>
+        </w:rPr>
+        <w:t>,</w:t>
+      </w:r>
+      <w:r>
+        <w:rPr>
+          <w:rFonts w:cs="Arial"/>
+          <w:szCs w:val="24"/>
+        </w:rPr>
+        <w:t xml:space="preserve"> senha e cargo.</w:t>
       </w:r>
     </w:p>
     <w:p>
@@ -2363,6 +2398,13 @@
         </w:rPr>
         <w:t>Observações: o cadastro deve ter permissões para alterar tabelas de desempenho, realizar comentários e analisar sistema de estoques.</w:t>
       </w:r>
+      <w:r>
+        <w:rPr>
+          <w:rFonts w:cs="Arial"/>
+          <w:szCs w:val="24"/>
+        </w:rPr>
+        <w:t xml:space="preserve"> Novas pessoas serão cadastradas e atualizadas pelo gerente</w:t>
+      </w:r>
     </w:p>
     <w:p>
       <w:pPr>
@@ -2399,7 +2441,35 @@
           <w:rFonts w:cs="Arial"/>
           <w:szCs w:val="24"/>
         </w:rPr>
-        <w:t>Descrição: cadastro de operadores via e-mail e telefone, com adição de nome completo, senha e cargo na empresa. </w:t>
+        <w:t xml:space="preserve">Descrição: </w:t>
+      </w:r>
+      <w:r>
+        <w:rPr>
+          <w:rFonts w:cs="Arial"/>
+          <w:szCs w:val="24"/>
+        </w:rPr>
+        <w:t>cadastro do analista via e-mail</w:t>
+      </w:r>
+      <w:r>
+        <w:rPr>
+          <w:rFonts w:cs="Arial"/>
+          <w:szCs w:val="24"/>
+        </w:rPr>
+        <w:t>, nome</w:t>
+      </w:r>
+      <w:r>
+        <w:rPr>
+          <w:rFonts w:cs="Arial"/>
+          <w:szCs w:val="24"/>
+        </w:rPr>
+        <w:t>,</w:t>
+      </w:r>
+      <w:r>
+        <w:rPr>
+          <w:rFonts w:cs="Arial"/>
+          <w:szCs w:val="24"/>
+        </w:rPr>
+        <w:t xml:space="preserve"> senha e cargo.</w:t>
       </w:r>
     </w:p>
     <w:p>
@@ -2446,50 +2516,85 @@
         </w:rPr>
         <w:t>Observações: o cadastro deve ter acesso somente aos comentários dos analistas e aos sistemas de estoques. </w:t>
       </w:r>
-    </w:p>
-    <w:p>
-      <w:pPr>
-        <w:rPr>
-          <w:rFonts w:cs="Arial"/>
-          <w:szCs w:val="24"/>
-        </w:rPr>
-      </w:pPr>
-      <w:r>
-        <w:rPr>
-          <w:rFonts w:cs="Arial"/>
-          <w:szCs w:val="24"/>
-        </w:rPr>
-        <w:t>  </w:t>
-      </w:r>
-    </w:p>
-    <w:p>
-      <w:pPr>
-        <w:rPr>
-          <w:rFonts w:cs="Arial"/>
-          <w:szCs w:val="24"/>
-        </w:rPr>
-      </w:pPr>
-      <w:r>
-        <w:rPr>
-          <w:rFonts w:cs="Arial"/>
-          <w:szCs w:val="24"/>
-        </w:rPr>
-        <w:t>RF04 – Cadastro de auxiliares </w:t>
-      </w:r>
-    </w:p>
-    <w:p>
-      <w:pPr>
-        <w:rPr>
-          <w:rFonts w:cs="Arial"/>
-          <w:szCs w:val="24"/>
-        </w:rPr>
-      </w:pPr>
-      <w:r>
-        <w:rPr>
-          <w:rFonts w:cs="Arial"/>
-          <w:szCs w:val="24"/>
-        </w:rPr>
-        <w:t>Descrição: cadastro de auxiliares via e-mail e telefone, com adição de nome completo, senha e cargo na empresa. </w:t>
+      <w:r>
+        <w:rPr>
+          <w:rFonts w:cs="Arial"/>
+          <w:szCs w:val="24"/>
+        </w:rPr>
+        <w:t>Novas pessoas serão cadastradas e atualizadas pelo gerente</w:t>
+      </w:r>
+    </w:p>
+    <w:p>
+      <w:pPr>
+        <w:rPr>
+          <w:rFonts w:cs="Arial"/>
+          <w:szCs w:val="24"/>
+        </w:rPr>
+      </w:pPr>
+      <w:r>
+        <w:rPr>
+          <w:rFonts w:cs="Arial"/>
+          <w:szCs w:val="24"/>
+        </w:rPr>
+        <w:t>   </w:t>
+      </w:r>
+    </w:p>
+    <w:p>
+      <w:pPr>
+        <w:rPr>
+          <w:rFonts w:cs="Arial"/>
+          <w:szCs w:val="24"/>
+        </w:rPr>
+      </w:pPr>
+      <w:r>
+        <w:rPr>
+          <w:rFonts w:cs="Arial"/>
+          <w:szCs w:val="24"/>
+        </w:rPr>
+        <w:t>RF0</w:t>
+      </w:r>
+      <w:r>
+        <w:rPr>
+          <w:rFonts w:cs="Arial"/>
+          <w:szCs w:val="24"/>
+        </w:rPr>
+        <w:t>4</w:t>
+      </w:r>
+      <w:r>
+        <w:rPr>
+          <w:rFonts w:cs="Arial"/>
+          <w:szCs w:val="24"/>
+        </w:rPr>
+        <w:t xml:space="preserve"> </w:t>
+      </w:r>
+      <w:r>
+        <w:rPr>
+          <w:rFonts w:cs="Arial"/>
+          <w:szCs w:val="24"/>
+        </w:rPr>
+        <w:t>– Registro</w:t>
+      </w:r>
+      <w:r>
+        <w:rPr>
+          <w:rFonts w:cs="Arial"/>
+          <w:szCs w:val="24"/>
+        </w:rPr>
+        <w:t xml:space="preserve"> de entradas e saídas de mercadorias</w:t>
+      </w:r>
+    </w:p>
+    <w:p>
+      <w:pPr>
+        <w:rPr>
+          <w:rFonts w:cs="Arial"/>
+          <w:szCs w:val="24"/>
+        </w:rPr>
+      </w:pPr>
+      <w:r>
+        <w:rPr>
+          <w:rFonts w:cs="Arial"/>
+          <w:szCs w:val="24"/>
+        </w:rPr>
+        <w:t>Descrição: o sistema de estoque deve registrar cada produto primário com id, quantidade e data de validade. </w:t>
       </w:r>
     </w:p>
     <w:p>
@@ -2534,7 +2639,7 @@
           <w:rFonts w:cs="Arial"/>
           <w:szCs w:val="24"/>
         </w:rPr>
-        <w:t>Observações: deve ter acesso apenas ao sistema de estoque.</w:t>
+        <w:t>Observações: as saídas das mercadorias devem ser avisadas para todos da equipe.</w:t>
       </w:r>
     </w:p>
     <w:p>
@@ -2559,27 +2664,6 @@
           <w:szCs w:val="24"/>
         </w:rPr>
       </w:pPr>
-      <w:r>
-        <w:rPr>
-          <w:rFonts w:cs="Arial"/>
-          <w:szCs w:val="24"/>
-        </w:rPr>
-        <w:t xml:space="preserve">RF05 </w:t>
-      </w:r>
-      <w:r>
-        <w:rPr>
-          <w:rFonts w:cs="Arial"/>
-          <w:szCs w:val="24"/>
-        </w:rPr>
-        <w:t>– Registro</w:t>
-      </w:r>
-      <w:r>
-        <w:rPr>
-          <w:rFonts w:cs="Arial"/>
-          <w:szCs w:val="24"/>
-        </w:rPr>
-        <w:t xml:space="preserve"> de entradas e saídas de mercadorias</w:t>
-      </w:r>
     </w:p>
     <w:p>
       <w:pPr>
@@ -2594,7 +2678,36 @@
           <w:szCs w:val="24"/>
         </w:rPr>
         <w:lastRenderedPageBreak/>
-        <w:t>Descrição: o sistema de estoque deve registrar cada produto primário com id, quantidade e data de validade. </w:t>
+        <w:t>RF0</w:t>
+      </w:r>
+      <w:r>
+        <w:rPr>
+          <w:rFonts w:cs="Arial"/>
+          <w:szCs w:val="24"/>
+        </w:rPr>
+        <w:t>5</w:t>
+      </w:r>
+      <w:r>
+        <w:rPr>
+          <w:rFonts w:cs="Arial"/>
+          <w:szCs w:val="24"/>
+        </w:rPr>
+        <w:t xml:space="preserve"> – Tabelas de desempenho </w:t>
+      </w:r>
+    </w:p>
+    <w:p>
+      <w:pPr>
+        <w:rPr>
+          <w:rFonts w:cs="Arial"/>
+          <w:szCs w:val="24"/>
+        </w:rPr>
+      </w:pPr>
+      <w:r>
+        <w:rPr>
+          <w:rFonts w:cs="Arial"/>
+          <w:szCs w:val="24"/>
+        </w:rPr>
+        <w:t>Descrição: o sistema exibe o resultado em forma de tabela, que deve apresentar o comparativo de vendas, estoque e gastos.</w:t>
       </w:r>
     </w:p>
     <w:p>
@@ -2639,7 +2752,7 @@
           <w:rFonts w:cs="Arial"/>
           <w:szCs w:val="24"/>
         </w:rPr>
-        <w:t>Observações: as saídas das mercadorias devem ser avisadas para todos da equipe.</w:t>
+        <w:t>Observações: o comparativo deve ser avisado aos funcionários com acesso a tabela.</w:t>
       </w:r>
     </w:p>
     <w:p>
@@ -2664,110 +2777,26 @@
           <w:szCs w:val="24"/>
         </w:rPr>
       </w:pPr>
-    </w:p>
-    <w:p>
-      <w:pPr>
-        <w:rPr>
-          <w:rFonts w:cs="Arial"/>
-          <w:szCs w:val="24"/>
-        </w:rPr>
-      </w:pPr>
-      <w:r>
-        <w:rPr>
-          <w:rFonts w:cs="Arial"/>
-          <w:szCs w:val="24"/>
-        </w:rPr>
-        <w:t>RF06 – Tabelas de desempenho </w:t>
-      </w:r>
-    </w:p>
-    <w:p>
-      <w:pPr>
-        <w:rPr>
-          <w:rFonts w:cs="Arial"/>
-          <w:szCs w:val="24"/>
-        </w:rPr>
-      </w:pPr>
-      <w:r>
-        <w:rPr>
-          <w:rFonts w:cs="Arial"/>
-          <w:szCs w:val="24"/>
-        </w:rPr>
-        <w:t>Descrição: o sistema exibe o resultado em forma de tabela, que deve apresentar o comparativo de vendas, estoque e gastos.</w:t>
-      </w:r>
-    </w:p>
-    <w:p>
-      <w:pPr>
-        <w:rPr>
-          <w:rFonts w:cs="Arial"/>
-          <w:szCs w:val="24"/>
-        </w:rPr>
-      </w:pPr>
-      <w:r>
-        <w:rPr>
-          <w:rFonts w:cs="Arial"/>
-          <w:szCs w:val="24"/>
-        </w:rPr>
-        <w:t>Prioridade: Crítica (P0) </w:t>
-      </w:r>
-    </w:p>
-    <w:p>
-      <w:pPr>
-        <w:rPr>
-          <w:rFonts w:cs="Arial"/>
-          <w:szCs w:val="24"/>
-        </w:rPr>
-      </w:pPr>
-      <w:r>
-        <w:rPr>
-          <w:rFonts w:cs="Arial"/>
-          <w:szCs w:val="24"/>
-        </w:rPr>
-        <w:t>Origem: entrevista com o cliente. </w:t>
-      </w:r>
-    </w:p>
-    <w:p>
-      <w:pPr>
-        <w:rPr>
-          <w:rFonts w:cs="Arial"/>
-          <w:szCs w:val="24"/>
-        </w:rPr>
-      </w:pPr>
-      <w:r>
-        <w:rPr>
-          <w:rFonts w:cs="Arial"/>
-          <w:szCs w:val="24"/>
-        </w:rPr>
-        <w:t>Observações: o comparativo deve ser avisado aos funcionários com acesso a tabela.</w:t>
-      </w:r>
-    </w:p>
-    <w:p>
-      <w:pPr>
-        <w:rPr>
-          <w:rFonts w:cs="Arial"/>
-          <w:szCs w:val="24"/>
-        </w:rPr>
-      </w:pPr>
-      <w:r>
-        <w:rPr>
-          <w:rFonts w:cs="Arial"/>
-          <w:szCs w:val="24"/>
-        </w:rPr>
-        <w:t> </w:t>
-      </w:r>
-    </w:p>
-    <w:p>
-      <w:pPr>
-        <w:rPr>
-          <w:rFonts w:cs="Arial"/>
-          <w:szCs w:val="24"/>
-        </w:rPr>
-      </w:pPr>
-      <w:r>
-        <w:rPr>
-          <w:rFonts w:cs="Arial"/>
-          <w:szCs w:val="24"/>
-        </w:rPr>
-        <w:t>RF07 – Cadastro de produtos </w:t>
+      <w:r>
+        <w:rPr>
+          <w:rFonts w:cs="Arial"/>
+          <w:szCs w:val="24"/>
+        </w:rPr>
+        <w:t>RF0</w:t>
+      </w:r>
+      <w:r>
+        <w:rPr>
+          <w:rFonts w:cs="Arial"/>
+          <w:szCs w:val="24"/>
+        </w:rPr>
+        <w:t>6</w:t>
+      </w:r>
+      <w:r>
+        <w:rPr>
+          <w:rFonts w:cs="Arial"/>
+          <w:szCs w:val="24"/>
+        </w:rPr>
+        <w:t xml:space="preserve"> – Cadastro de produtos </w:t>
       </w:r>
     </w:p>
     <w:p>
@@ -4988,7 +5017,7 @@
           <w:szCs w:val="24"/>
         </w:rPr>
         <w:drawing>
-          <wp:inline distT="0" distB="0" distL="0" distR="0" wp14:anchorId="6CAF8724" wp14:editId="3F469E95">
+          <wp:inline distT="0" distB="0" distL="0" distR="0" wp14:anchorId="6CAF8724" wp14:editId="51DC86F1">
             <wp:extent cx="5730240" cy="1219200"/>
             <wp:effectExtent l="0" t="0" r="3810" b="0"/>
             <wp:docPr id="1443258049" name="Imagem 3"/>
@@ -5127,10 +5156,10 @@
           <w:szCs w:val="24"/>
         </w:rPr>
         <w:drawing>
-          <wp:inline distT="0" distB="0" distL="0" distR="0" wp14:anchorId="2FC7133E" wp14:editId="709BD21B">
-            <wp:extent cx="5737860" cy="4922520"/>
+          <wp:inline distT="0" distB="0" distL="0" distR="0" wp14:anchorId="5F9C2A93" wp14:editId="7217AB86">
+            <wp:extent cx="5755005" cy="5108575"/>
             <wp:effectExtent l="0" t="0" r="0" b="0"/>
-            <wp:docPr id="1188295920" name="Imagem 6"/>
+            <wp:docPr id="392086524" name="Imagem 1"/>
             <wp:cNvGraphicFramePr>
               <a:graphicFrameLocks xmlns:a="http://schemas.openxmlformats.org/drawingml/2006/main" noChangeAspect="1"/>
             </wp:cNvGraphicFramePr>
@@ -5138,7 +5167,7 @@
               <a:graphicData uri="http://schemas.openxmlformats.org/drawingml/2006/picture">
                 <pic:pic xmlns:pic="http://schemas.openxmlformats.org/drawingml/2006/picture">
                   <pic:nvPicPr>
-                    <pic:cNvPr id="0" name="Picture 20"/>
+                    <pic:cNvPr id="0" name="Picture 1"/>
                     <pic:cNvPicPr>
                       <a:picLocks noChangeAspect="1" noChangeArrowheads="1"/>
                     </pic:cNvPicPr>
@@ -5159,7 +5188,7 @@
                   <pic:spPr bwMode="auto">
                     <a:xfrm>
                       <a:off x="0" y="0"/>
-                      <a:ext cx="5737860" cy="4922520"/>
+                      <a:ext cx="5755005" cy="5108575"/>
                     </a:xfrm>
                     <a:prstGeom prst="rect">
                       <a:avLst/>
@@ -5289,7 +5318,7 @@
           <w:szCs w:val="24"/>
         </w:rPr>
         <w:drawing>
-          <wp:inline distT="0" distB="0" distL="0" distR="0" wp14:anchorId="06581362" wp14:editId="6C0CB9F3">
+          <wp:inline distT="0" distB="0" distL="0" distR="0" wp14:anchorId="06581362" wp14:editId="5349D0CF">
             <wp:extent cx="5730240" cy="2065020"/>
             <wp:effectExtent l="0" t="0" r="3810" b="0"/>
             <wp:docPr id="1402457905" name="Imagem 10"/>
@@ -5586,7 +5615,23 @@
           <w:szCs w:val="24"/>
         </w:rPr>
         <w:br/>
-        <w:t>CREATE TABLE tbl_fornecedor (</w:t>
+        <w:t xml:space="preserve">CREATE TABLE </w:t>
+      </w:r>
+      <w:proofErr w:type="spellStart"/>
+      <w:r>
+        <w:rPr>
+          <w:rFonts w:cs="Arial"/>
+          <w:szCs w:val="24"/>
+        </w:rPr>
+        <w:t>tbl_fornecedor</w:t>
+      </w:r>
+      <w:proofErr w:type="spellEnd"/>
+      <w:r>
+        <w:rPr>
+          <w:rFonts w:cs="Arial"/>
+          <w:szCs w:val="24"/>
+        </w:rPr>
+        <w:t xml:space="preserve"> (</w:t>
       </w:r>
       <w:r>
         <w:rPr>
@@ -5594,7 +5639,23 @@
           <w:szCs w:val="24"/>
         </w:rPr>
         <w:br/>
-        <w:t>    id_fornecedor INT PRIMARY KEY AUTO_INCREMENT,</w:t>
+        <w:t xml:space="preserve">    </w:t>
+      </w:r>
+      <w:proofErr w:type="spellStart"/>
+      <w:r>
+        <w:rPr>
+          <w:rFonts w:cs="Arial"/>
+          <w:szCs w:val="24"/>
+        </w:rPr>
+        <w:t>id_fornecedor</w:t>
+      </w:r>
+      <w:proofErr w:type="spellEnd"/>
+      <w:r>
+        <w:rPr>
+          <w:rFonts w:cs="Arial"/>
+          <w:szCs w:val="24"/>
+        </w:rPr>
+        <w:t xml:space="preserve"> INT PRIMARY KEY AUTO_INCREMENT,</w:t>
       </w:r>
       <w:r>
         <w:rPr>
@@ -5618,7 +5679,23 @@
           <w:szCs w:val="24"/>
         </w:rPr>
         <w:br/>
-        <w:t>    endereco VARCHAR(200)</w:t>
+        <w:t xml:space="preserve">    </w:t>
+      </w:r>
+      <w:proofErr w:type="spellStart"/>
+      <w:r>
+        <w:rPr>
+          <w:rFonts w:cs="Arial"/>
+          <w:szCs w:val="24"/>
+        </w:rPr>
+        <w:t>endereco</w:t>
+      </w:r>
+      <w:proofErr w:type="spellEnd"/>
+      <w:r>
+        <w:rPr>
+          <w:rFonts w:cs="Arial"/>
+          <w:szCs w:val="24"/>
+        </w:rPr>
+        <w:t xml:space="preserve"> VARCHAR(200)</w:t>
       </w:r>
       <w:r>
         <w:rPr>
@@ -5679,7 +5756,23 @@
           <w:szCs w:val="24"/>
         </w:rPr>
         <w:br/>
-        <w:t>CREATE TABLE tbl_categoria (</w:t>
+        <w:t xml:space="preserve">CREATE TABLE </w:t>
+      </w:r>
+      <w:proofErr w:type="spellStart"/>
+      <w:r>
+        <w:rPr>
+          <w:rFonts w:cs="Arial"/>
+          <w:szCs w:val="24"/>
+        </w:rPr>
+        <w:t>tbl_categoria</w:t>
+      </w:r>
+      <w:proofErr w:type="spellEnd"/>
+      <w:r>
+        <w:rPr>
+          <w:rFonts w:cs="Arial"/>
+          <w:szCs w:val="24"/>
+        </w:rPr>
+        <w:t xml:space="preserve"> (</w:t>
       </w:r>
       <w:r>
         <w:rPr>
@@ -5687,7 +5780,23 @@
           <w:szCs w:val="24"/>
         </w:rPr>
         <w:br/>
-        <w:t>    id_categoria INT PRIMARY KEY AUTO_INCREMENT,</w:t>
+        <w:t xml:space="preserve">    </w:t>
+      </w:r>
+      <w:proofErr w:type="spellStart"/>
+      <w:r>
+        <w:rPr>
+          <w:rFonts w:cs="Arial"/>
+          <w:szCs w:val="24"/>
+        </w:rPr>
+        <w:t>id_categoria</w:t>
+      </w:r>
+      <w:proofErr w:type="spellEnd"/>
+      <w:r>
+        <w:rPr>
+          <w:rFonts w:cs="Arial"/>
+          <w:szCs w:val="24"/>
+        </w:rPr>
+        <w:t xml:space="preserve"> INT PRIMARY KEY AUTO_INCREMENT,</w:t>
       </w:r>
       <w:r>
         <w:rPr>
@@ -5695,7 +5804,23 @@
           <w:szCs w:val="24"/>
         </w:rPr>
         <w:br/>
-        <w:t>    nome_categoria VARCHAR(100) NOT NULL</w:t>
+        <w:t xml:space="preserve">    </w:t>
+      </w:r>
+      <w:proofErr w:type="spellStart"/>
+      <w:r>
+        <w:rPr>
+          <w:rFonts w:cs="Arial"/>
+          <w:szCs w:val="24"/>
+        </w:rPr>
+        <w:t>nome_categoria</w:t>
+      </w:r>
+      <w:proofErr w:type="spellEnd"/>
+      <w:r>
+        <w:rPr>
+          <w:rFonts w:cs="Arial"/>
+          <w:szCs w:val="24"/>
+        </w:rPr>
+        <w:t xml:space="preserve"> VARCHAR(100) NOT NULL</w:t>
       </w:r>
       <w:r>
         <w:rPr>
@@ -5756,7 +5881,23 @@
           <w:szCs w:val="24"/>
         </w:rPr>
         <w:br/>
-        <w:t>CREATE TABLE tbl_produto (</w:t>
+        <w:t xml:space="preserve">CREATE TABLE </w:t>
+      </w:r>
+      <w:proofErr w:type="spellStart"/>
+      <w:r>
+        <w:rPr>
+          <w:rFonts w:cs="Arial"/>
+          <w:szCs w:val="24"/>
+        </w:rPr>
+        <w:t>tbl_produto</w:t>
+      </w:r>
+      <w:proofErr w:type="spellEnd"/>
+      <w:r>
+        <w:rPr>
+          <w:rFonts w:cs="Arial"/>
+          <w:szCs w:val="24"/>
+        </w:rPr>
+        <w:t xml:space="preserve"> (</w:t>
       </w:r>
       <w:r>
         <w:rPr>
@@ -5764,7 +5905,23 @@
           <w:szCs w:val="24"/>
         </w:rPr>
         <w:br/>
-        <w:t>    id_produto INT PRIMARY KEY AUTO_INCREMENT,</w:t>
+        <w:t xml:space="preserve">    </w:t>
+      </w:r>
+      <w:proofErr w:type="spellStart"/>
+      <w:r>
+        <w:rPr>
+          <w:rFonts w:cs="Arial"/>
+          <w:szCs w:val="24"/>
+        </w:rPr>
+        <w:t>id_produto</w:t>
+      </w:r>
+      <w:proofErr w:type="spellEnd"/>
+      <w:r>
+        <w:rPr>
+          <w:rFonts w:cs="Arial"/>
+          <w:szCs w:val="24"/>
+        </w:rPr>
+        <w:t xml:space="preserve"> INT PRIMARY KEY AUTO_INCREMENT,</w:t>
       </w:r>
       <w:r>
         <w:rPr>
@@ -5779,7 +5936,23 @@
           <w:szCs w:val="24"/>
         </w:rPr>
         <w:br/>
-        <w:t>    id_fornecedor INT NOT NULL,</w:t>
+        <w:t xml:space="preserve">    </w:t>
+      </w:r>
+      <w:proofErr w:type="spellStart"/>
+      <w:r>
+        <w:rPr>
+          <w:rFonts w:cs="Arial"/>
+          <w:szCs w:val="24"/>
+        </w:rPr>
+        <w:t>id_fornecedor</w:t>
+      </w:r>
+      <w:proofErr w:type="spellEnd"/>
+      <w:r>
+        <w:rPr>
+          <w:rFonts w:cs="Arial"/>
+          <w:szCs w:val="24"/>
+        </w:rPr>
+        <w:t xml:space="preserve"> INT NOT NULL,</w:t>
       </w:r>
       <w:r>
         <w:rPr>
@@ -5787,7 +5960,23 @@
           <w:szCs w:val="24"/>
         </w:rPr>
         <w:br/>
-        <w:t>    id_categoria INT NOT NULL,</w:t>
+        <w:t xml:space="preserve">    </w:t>
+      </w:r>
+      <w:proofErr w:type="spellStart"/>
+      <w:r>
+        <w:rPr>
+          <w:rFonts w:cs="Arial"/>
+          <w:szCs w:val="24"/>
+        </w:rPr>
+        <w:t>id_categoria</w:t>
+      </w:r>
+      <w:proofErr w:type="spellEnd"/>
+      <w:r>
+        <w:rPr>
+          <w:rFonts w:cs="Arial"/>
+          <w:szCs w:val="24"/>
+        </w:rPr>
+        <w:t xml:space="preserve"> INT NOT NULL,</w:t>
       </w:r>
       <w:r>
         <w:rPr>
@@ -5802,7 +5991,23 @@
           <w:szCs w:val="24"/>
         </w:rPr>
         <w:br/>
-        <w:t>    descricao TEXT,</w:t>
+        <w:t xml:space="preserve">    </w:t>
+      </w:r>
+      <w:proofErr w:type="spellStart"/>
+      <w:r>
+        <w:rPr>
+          <w:rFonts w:cs="Arial"/>
+          <w:szCs w:val="24"/>
+        </w:rPr>
+        <w:t>descricao</w:t>
+      </w:r>
+      <w:proofErr w:type="spellEnd"/>
+      <w:r>
+        <w:rPr>
+          <w:rFonts w:cs="Arial"/>
+          <w:szCs w:val="24"/>
+        </w:rPr>
+        <w:t xml:space="preserve"> TEXT,</w:t>
       </w:r>
       <w:r>
         <w:rPr>
@@ -5833,7 +6038,23 @@
           <w:szCs w:val="24"/>
         </w:rPr>
         <w:lastRenderedPageBreak/>
-        <w:t>    data_validade DATE,</w:t>
+        <w:t xml:space="preserve">    </w:t>
+      </w:r>
+      <w:proofErr w:type="spellStart"/>
+      <w:r>
+        <w:rPr>
+          <w:rFonts w:cs="Arial"/>
+          <w:szCs w:val="24"/>
+        </w:rPr>
+        <w:t>data_validade</w:t>
+      </w:r>
+      <w:proofErr w:type="spellEnd"/>
+      <w:r>
+        <w:rPr>
+          <w:rFonts w:cs="Arial"/>
+          <w:szCs w:val="24"/>
+        </w:rPr>
+        <w:t xml:space="preserve"> DATE,</w:t>
       </w:r>
       <w:r>
         <w:rPr>
@@ -5841,7 +6062,23 @@
           <w:szCs w:val="24"/>
         </w:rPr>
         <w:br/>
-        <w:t>    codigo_produto VARCHAR(100),</w:t>
+        <w:t xml:space="preserve">    </w:t>
+      </w:r>
+      <w:proofErr w:type="spellStart"/>
+      <w:r>
+        <w:rPr>
+          <w:rFonts w:cs="Arial"/>
+          <w:szCs w:val="24"/>
+        </w:rPr>
+        <w:t>codigo_produto</w:t>
+      </w:r>
+      <w:proofErr w:type="spellEnd"/>
+      <w:r>
+        <w:rPr>
+          <w:rFonts w:cs="Arial"/>
+          <w:szCs w:val="24"/>
+        </w:rPr>
+        <w:t xml:space="preserve"> VARCHAR(100),</w:t>
       </w:r>
       <w:r>
         <w:rPr>
@@ -5872,15 +6109,40 @@
           <w:szCs w:val="24"/>
         </w:rPr>
         <w:br/>
-        <w:t>    CONSTRAINT fk_produto_fornecedor</w:t>
-      </w:r>
+        <w:t xml:space="preserve">    CONSTRAINT </w:t>
+      </w:r>
+      <w:proofErr w:type="spellStart"/>
+      <w:r>
+        <w:rPr>
+          <w:rFonts w:cs="Arial"/>
+          <w:szCs w:val="24"/>
+        </w:rPr>
+        <w:t>fk_produto_fornecedor</w:t>
+      </w:r>
+      <w:proofErr w:type="spellEnd"/>
       <w:r>
         <w:rPr>
           <w:rFonts w:cs="Arial"/>
           <w:szCs w:val="24"/>
         </w:rPr>
         <w:br/>
-        <w:t>        FOREIGN KEY (id_fornecedor)</w:t>
+        <w:t>        FOREIGN KEY (</w:t>
+      </w:r>
+      <w:proofErr w:type="spellStart"/>
+      <w:r>
+        <w:rPr>
+          <w:rFonts w:cs="Arial"/>
+          <w:szCs w:val="24"/>
+        </w:rPr>
+        <w:t>id_fornecedor</w:t>
+      </w:r>
+      <w:proofErr w:type="spellEnd"/>
+      <w:r>
+        <w:rPr>
+          <w:rFonts w:cs="Arial"/>
+          <w:szCs w:val="24"/>
+        </w:rPr>
+        <w:t>)</w:t>
       </w:r>
       <w:r>
         <w:rPr>
@@ -5888,7 +6150,39 @@
           <w:szCs w:val="24"/>
         </w:rPr>
         <w:br/>
-        <w:t>        REFERENCES tbl_fornecedor(id_fornecedor),</w:t>
+        <w:t xml:space="preserve">        REFERENCES </w:t>
+      </w:r>
+      <w:proofErr w:type="spellStart"/>
+      <w:r>
+        <w:rPr>
+          <w:rFonts w:cs="Arial"/>
+          <w:szCs w:val="24"/>
+        </w:rPr>
+        <w:t>tbl_fornecedor</w:t>
+      </w:r>
+      <w:proofErr w:type="spellEnd"/>
+      <w:r>
+        <w:rPr>
+          <w:rFonts w:cs="Arial"/>
+          <w:szCs w:val="24"/>
+        </w:rPr>
+        <w:t>(</w:t>
+      </w:r>
+      <w:proofErr w:type="spellStart"/>
+      <w:r>
+        <w:rPr>
+          <w:rFonts w:cs="Arial"/>
+          <w:szCs w:val="24"/>
+        </w:rPr>
+        <w:t>id_fornecedor</w:t>
+      </w:r>
+      <w:proofErr w:type="spellEnd"/>
+      <w:r>
+        <w:rPr>
+          <w:rFonts w:cs="Arial"/>
+          <w:szCs w:val="24"/>
+        </w:rPr>
+        <w:t>),</w:t>
       </w:r>
       <w:r>
         <w:rPr>
@@ -5903,15 +6197,40 @@
           <w:szCs w:val="24"/>
         </w:rPr>
         <w:br/>
-        <w:t>    CONSTRAINT fk_produto_categoria</w:t>
-      </w:r>
+        <w:t xml:space="preserve">    CONSTRAINT </w:t>
+      </w:r>
+      <w:proofErr w:type="spellStart"/>
+      <w:r>
+        <w:rPr>
+          <w:rFonts w:cs="Arial"/>
+          <w:szCs w:val="24"/>
+        </w:rPr>
+        <w:t>fk_produto_categoria</w:t>
+      </w:r>
+      <w:proofErr w:type="spellEnd"/>
       <w:r>
         <w:rPr>
           <w:rFonts w:cs="Arial"/>
           <w:szCs w:val="24"/>
         </w:rPr>
         <w:br/>
-        <w:t>        FOREIGN KEY (id_categoria)</w:t>
+        <w:t>        FOREIGN KEY (</w:t>
+      </w:r>
+      <w:proofErr w:type="spellStart"/>
+      <w:r>
+        <w:rPr>
+          <w:rFonts w:cs="Arial"/>
+          <w:szCs w:val="24"/>
+        </w:rPr>
+        <w:t>id_categoria</w:t>
+      </w:r>
+      <w:proofErr w:type="spellEnd"/>
+      <w:r>
+        <w:rPr>
+          <w:rFonts w:cs="Arial"/>
+          <w:szCs w:val="24"/>
+        </w:rPr>
+        <w:t>)</w:t>
       </w:r>
       <w:r>
         <w:rPr>
@@ -5919,7 +6238,39 @@
           <w:szCs w:val="24"/>
         </w:rPr>
         <w:br/>
-        <w:t>        REFERENCES tbl_categoria(id_categoria)</w:t>
+        <w:t xml:space="preserve">        REFERENCES </w:t>
+      </w:r>
+      <w:proofErr w:type="spellStart"/>
+      <w:r>
+        <w:rPr>
+          <w:rFonts w:cs="Arial"/>
+          <w:szCs w:val="24"/>
+        </w:rPr>
+        <w:t>tbl_categoria</w:t>
+      </w:r>
+      <w:proofErr w:type="spellEnd"/>
+      <w:r>
+        <w:rPr>
+          <w:rFonts w:cs="Arial"/>
+          <w:szCs w:val="24"/>
+        </w:rPr>
+        <w:t>(</w:t>
+      </w:r>
+      <w:proofErr w:type="spellStart"/>
+      <w:r>
+        <w:rPr>
+          <w:rFonts w:cs="Arial"/>
+          <w:szCs w:val="24"/>
+        </w:rPr>
+        <w:t>id_categoria</w:t>
+      </w:r>
+      <w:proofErr w:type="spellEnd"/>
+      <w:r>
+        <w:rPr>
+          <w:rFonts w:cs="Arial"/>
+          <w:szCs w:val="24"/>
+        </w:rPr>
+        <w:t>)</w:t>
       </w:r>
       <w:r>
         <w:rPr>
@@ -5980,7 +6331,23 @@
           <w:szCs w:val="24"/>
         </w:rPr>
         <w:br/>
-        <w:t>CREATE TABLE tbl_lote (</w:t>
+        <w:t xml:space="preserve">CREATE TABLE </w:t>
+      </w:r>
+      <w:proofErr w:type="spellStart"/>
+      <w:r>
+        <w:rPr>
+          <w:rFonts w:cs="Arial"/>
+          <w:szCs w:val="24"/>
+        </w:rPr>
+        <w:t>tbl_lote</w:t>
+      </w:r>
+      <w:proofErr w:type="spellEnd"/>
+      <w:r>
+        <w:rPr>
+          <w:rFonts w:cs="Arial"/>
+          <w:szCs w:val="24"/>
+        </w:rPr>
+        <w:t xml:space="preserve"> (</w:t>
       </w:r>
       <w:r>
         <w:rPr>
@@ -5988,7 +6355,23 @@
           <w:szCs w:val="24"/>
         </w:rPr>
         <w:br/>
-        <w:t>    id_lote INT PRIMARY KEY AUTO_INCREMENT,</w:t>
+        <w:t xml:space="preserve">    </w:t>
+      </w:r>
+      <w:proofErr w:type="spellStart"/>
+      <w:r>
+        <w:rPr>
+          <w:rFonts w:cs="Arial"/>
+          <w:szCs w:val="24"/>
+        </w:rPr>
+        <w:t>id_lote</w:t>
+      </w:r>
+      <w:proofErr w:type="spellEnd"/>
+      <w:r>
+        <w:rPr>
+          <w:rFonts w:cs="Arial"/>
+          <w:szCs w:val="24"/>
+        </w:rPr>
+        <w:t xml:space="preserve"> INT PRIMARY KEY AUTO_INCREMENT,</w:t>
       </w:r>
       <w:r>
         <w:rPr>
@@ -6003,7 +6386,23 @@
           <w:szCs w:val="24"/>
         </w:rPr>
         <w:br/>
-        <w:t>    id_produto INT NOT NULL,</w:t>
+        <w:t xml:space="preserve">    </w:t>
+      </w:r>
+      <w:proofErr w:type="spellStart"/>
+      <w:r>
+        <w:rPr>
+          <w:rFonts w:cs="Arial"/>
+          <w:szCs w:val="24"/>
+        </w:rPr>
+        <w:t>id_produto</w:t>
+      </w:r>
+      <w:proofErr w:type="spellEnd"/>
+      <w:r>
+        <w:rPr>
+          <w:rFonts w:cs="Arial"/>
+          <w:szCs w:val="24"/>
+        </w:rPr>
+        <w:t xml:space="preserve"> INT NOT NULL,</w:t>
       </w:r>
       <w:r>
         <w:rPr>
@@ -6011,7 +6410,23 @@
           <w:szCs w:val="24"/>
         </w:rPr>
         <w:br/>
-        <w:t>    codigo_lote VARCHAR(50) NOT NULL,</w:t>
+        <w:t xml:space="preserve">    </w:t>
+      </w:r>
+      <w:proofErr w:type="spellStart"/>
+      <w:r>
+        <w:rPr>
+          <w:rFonts w:cs="Arial"/>
+          <w:szCs w:val="24"/>
+        </w:rPr>
+        <w:t>codigo_lote</w:t>
+      </w:r>
+      <w:proofErr w:type="spellEnd"/>
+      <w:r>
+        <w:rPr>
+          <w:rFonts w:cs="Arial"/>
+          <w:szCs w:val="24"/>
+        </w:rPr>
+        <w:t xml:space="preserve"> VARCHAR(50) NOT NULL,</w:t>
       </w:r>
       <w:r>
         <w:rPr>
@@ -6019,7 +6434,23 @@
           <w:szCs w:val="24"/>
         </w:rPr>
         <w:br/>
-        <w:t>    quantidade_atual INT NOT NULL DEFAULT 0,</w:t>
+        <w:t xml:space="preserve">    </w:t>
+      </w:r>
+      <w:proofErr w:type="spellStart"/>
+      <w:r>
+        <w:rPr>
+          <w:rFonts w:cs="Arial"/>
+          <w:szCs w:val="24"/>
+        </w:rPr>
+        <w:t>quantidade_atual</w:t>
+      </w:r>
+      <w:proofErr w:type="spellEnd"/>
+      <w:r>
+        <w:rPr>
+          <w:rFonts w:cs="Arial"/>
+          <w:szCs w:val="24"/>
+        </w:rPr>
+        <w:t xml:space="preserve"> INT NOT NULL DEFAULT 0,</w:t>
       </w:r>
       <w:r>
         <w:rPr>
@@ -6042,15 +6473,40 @@
           <w:szCs w:val="24"/>
         </w:rPr>
         <w:br/>
-        <w:t>    CONSTRAINT fk_lote_produto</w:t>
-      </w:r>
+        <w:t xml:space="preserve">    CONSTRAINT </w:t>
+      </w:r>
+      <w:proofErr w:type="spellStart"/>
+      <w:r>
+        <w:rPr>
+          <w:rFonts w:cs="Arial"/>
+          <w:szCs w:val="24"/>
+        </w:rPr>
+        <w:t>fk_lote_produto</w:t>
+      </w:r>
+      <w:proofErr w:type="spellEnd"/>
       <w:r>
         <w:rPr>
           <w:rFonts w:cs="Arial"/>
           <w:szCs w:val="24"/>
         </w:rPr>
         <w:br/>
-        <w:t>        FOREIGN KEY (id_produto)</w:t>
+        <w:t>        FOREIGN KEY (</w:t>
+      </w:r>
+      <w:proofErr w:type="spellStart"/>
+      <w:r>
+        <w:rPr>
+          <w:rFonts w:cs="Arial"/>
+          <w:szCs w:val="24"/>
+        </w:rPr>
+        <w:t>id_produto</w:t>
+      </w:r>
+      <w:proofErr w:type="spellEnd"/>
+      <w:r>
+        <w:rPr>
+          <w:rFonts w:cs="Arial"/>
+          <w:szCs w:val="24"/>
+        </w:rPr>
+        <w:t>)</w:t>
       </w:r>
       <w:r>
         <w:rPr>
@@ -6058,7 +6514,39 @@
           <w:szCs w:val="24"/>
         </w:rPr>
         <w:br/>
-        <w:t>        REFERENCES tbl_produto(id_produto)</w:t>
+        <w:t xml:space="preserve">        REFERENCES </w:t>
+      </w:r>
+      <w:proofErr w:type="spellStart"/>
+      <w:r>
+        <w:rPr>
+          <w:rFonts w:cs="Arial"/>
+          <w:szCs w:val="24"/>
+        </w:rPr>
+        <w:t>tbl_produto</w:t>
+      </w:r>
+      <w:proofErr w:type="spellEnd"/>
+      <w:r>
+        <w:rPr>
+          <w:rFonts w:cs="Arial"/>
+          <w:szCs w:val="24"/>
+        </w:rPr>
+        <w:t>(</w:t>
+      </w:r>
+      <w:proofErr w:type="spellStart"/>
+      <w:r>
+        <w:rPr>
+          <w:rFonts w:cs="Arial"/>
+          <w:szCs w:val="24"/>
+        </w:rPr>
+        <w:t>id_produto</w:t>
+      </w:r>
+      <w:proofErr w:type="spellEnd"/>
+      <w:r>
+        <w:rPr>
+          <w:rFonts w:cs="Arial"/>
+          <w:szCs w:val="24"/>
+        </w:rPr>
+        <w:t>)</w:t>
       </w:r>
       <w:r>
         <w:rPr>
@@ -6119,7 +6607,23 @@
           <w:szCs w:val="24"/>
         </w:rPr>
         <w:br/>
-        <w:t>CREATE TABLE tbl_movimentacao_estoque (</w:t>
+        <w:t xml:space="preserve">CREATE TABLE </w:t>
+      </w:r>
+      <w:proofErr w:type="spellStart"/>
+      <w:r>
+        <w:rPr>
+          <w:rFonts w:cs="Arial"/>
+          <w:szCs w:val="24"/>
+        </w:rPr>
+        <w:t>tbl_movimentacao_estoque</w:t>
+      </w:r>
+      <w:proofErr w:type="spellEnd"/>
+      <w:r>
+        <w:rPr>
+          <w:rFonts w:cs="Arial"/>
+          <w:szCs w:val="24"/>
+        </w:rPr>
+        <w:t xml:space="preserve"> (</w:t>
       </w:r>
       <w:r>
         <w:rPr>
@@ -6127,7 +6631,23 @@
           <w:szCs w:val="24"/>
         </w:rPr>
         <w:br/>
-        <w:t>    id_movimentacao INT PRIMARY KEY AUTO_INCREMENT,</w:t>
+        <w:t xml:space="preserve">    </w:t>
+      </w:r>
+      <w:proofErr w:type="spellStart"/>
+      <w:r>
+        <w:rPr>
+          <w:rFonts w:cs="Arial"/>
+          <w:szCs w:val="24"/>
+        </w:rPr>
+        <w:t>id_movimentacao</w:t>
+      </w:r>
+      <w:proofErr w:type="spellEnd"/>
+      <w:r>
+        <w:rPr>
+          <w:rFonts w:cs="Arial"/>
+          <w:szCs w:val="24"/>
+        </w:rPr>
+        <w:t xml:space="preserve"> INT PRIMARY KEY AUTO_INCREMENT,</w:t>
       </w:r>
       <w:r>
         <w:rPr>
@@ -6142,7 +6662,23 @@
           <w:szCs w:val="24"/>
         </w:rPr>
         <w:br/>
-        <w:t>    id_produto INT NOT NULL,</w:t>
+        <w:t xml:space="preserve">    </w:t>
+      </w:r>
+      <w:proofErr w:type="spellStart"/>
+      <w:r>
+        <w:rPr>
+          <w:rFonts w:cs="Arial"/>
+          <w:szCs w:val="24"/>
+        </w:rPr>
+        <w:t>id_produto</w:t>
+      </w:r>
+      <w:proofErr w:type="spellEnd"/>
+      <w:r>
+        <w:rPr>
+          <w:rFonts w:cs="Arial"/>
+          <w:szCs w:val="24"/>
+        </w:rPr>
+        <w:t xml:space="preserve"> INT NOT NULL,</w:t>
       </w:r>
       <w:r>
         <w:rPr>
@@ -6158,7 +6694,23 @@
           <w:szCs w:val="24"/>
         </w:rPr>
         <w:br/>
-        <w:t>    data_movimentacao DATE NOT NULL,</w:t>
+        <w:t xml:space="preserve">    </w:t>
+      </w:r>
+      <w:proofErr w:type="spellStart"/>
+      <w:r>
+        <w:rPr>
+          <w:rFonts w:cs="Arial"/>
+          <w:szCs w:val="24"/>
+        </w:rPr>
+        <w:t>data_movimentacao</w:t>
+      </w:r>
+      <w:proofErr w:type="spellEnd"/>
+      <w:r>
+        <w:rPr>
+          <w:rFonts w:cs="Arial"/>
+          <w:szCs w:val="24"/>
+        </w:rPr>
+        <w:t xml:space="preserve"> DATE NOT NULL,</w:t>
       </w:r>
       <w:r>
         <w:rPr>
@@ -6174,7 +6726,23 @@
           <w:szCs w:val="24"/>
         </w:rPr>
         <w:br/>
-        <w:t>    observacao TEXT,</w:t>
+        <w:t xml:space="preserve">    </w:t>
+      </w:r>
+      <w:proofErr w:type="spellStart"/>
+      <w:r>
+        <w:rPr>
+          <w:rFonts w:cs="Arial"/>
+          <w:szCs w:val="24"/>
+        </w:rPr>
+        <w:t>observacao</w:t>
+      </w:r>
+      <w:proofErr w:type="spellEnd"/>
+      <w:r>
+        <w:rPr>
+          <w:rFonts w:cs="Arial"/>
+          <w:szCs w:val="24"/>
+        </w:rPr>
+        <w:t xml:space="preserve"> TEXT,</w:t>
       </w:r>
       <w:r>
         <w:rPr>
@@ -6189,8 +6757,17 @@
           <w:szCs w:val="24"/>
         </w:rPr>
         <w:br/>
-        <w:t>    CONSTRAINT fk_movimentacao_produto</w:t>
-      </w:r>
+        <w:t xml:space="preserve">    CONSTRAINT </w:t>
+      </w:r>
+      <w:proofErr w:type="spellStart"/>
+      <w:r>
+        <w:rPr>
+          <w:rFonts w:cs="Arial"/>
+          <w:szCs w:val="24"/>
+        </w:rPr>
+        <w:t>fk_movimentacao_produto</w:t>
+      </w:r>
+      <w:proofErr w:type="spellEnd"/>
       <w:r>
         <w:rPr>
           <w:rFonts w:cs="Arial"/>
@@ -6204,7 +6781,23 @@
           <w:szCs w:val="24"/>
         </w:rPr>
         <w:lastRenderedPageBreak/>
-        <w:t>        FOREIGN KEY (id_produto)</w:t>
+        <w:t>        FOREIGN KEY (</w:t>
+      </w:r>
+      <w:proofErr w:type="spellStart"/>
+      <w:r>
+        <w:rPr>
+          <w:rFonts w:cs="Arial"/>
+          <w:szCs w:val="24"/>
+        </w:rPr>
+        <w:t>id_produto</w:t>
+      </w:r>
+      <w:proofErr w:type="spellEnd"/>
+      <w:r>
+        <w:rPr>
+          <w:rFonts w:cs="Arial"/>
+          <w:szCs w:val="24"/>
+        </w:rPr>
+        <w:t>)</w:t>
       </w:r>
       <w:r>
         <w:rPr>
@@ -6212,7 +6805,39 @@
           <w:szCs w:val="24"/>
         </w:rPr>
         <w:br/>
-        <w:t>        REFERENCES tbl_produto(id_produto)</w:t>
+        <w:t xml:space="preserve">        REFERENCES </w:t>
+      </w:r>
+      <w:proofErr w:type="spellStart"/>
+      <w:r>
+        <w:rPr>
+          <w:rFonts w:cs="Arial"/>
+          <w:szCs w:val="24"/>
+        </w:rPr>
+        <w:t>tbl_produto</w:t>
+      </w:r>
+      <w:proofErr w:type="spellEnd"/>
+      <w:r>
+        <w:rPr>
+          <w:rFonts w:cs="Arial"/>
+          <w:szCs w:val="24"/>
+        </w:rPr>
+        <w:t>(</w:t>
+      </w:r>
+      <w:proofErr w:type="spellStart"/>
+      <w:r>
+        <w:rPr>
+          <w:rFonts w:cs="Arial"/>
+          <w:szCs w:val="24"/>
+        </w:rPr>
+        <w:t>id_produto</w:t>
+      </w:r>
+      <w:proofErr w:type="spellEnd"/>
+      <w:r>
+        <w:rPr>
+          <w:rFonts w:cs="Arial"/>
+          <w:szCs w:val="24"/>
+        </w:rPr>
+        <w:t>)</w:t>
       </w:r>
       <w:r>
         <w:rPr>
@@ -6273,7 +6898,23 @@
           <w:szCs w:val="24"/>
         </w:rPr>
         <w:br/>
-        <w:t>CREATE TABLE tbl_usuario (</w:t>
+        <w:t xml:space="preserve">CREATE TABLE </w:t>
+      </w:r>
+      <w:proofErr w:type="spellStart"/>
+      <w:r>
+        <w:rPr>
+          <w:rFonts w:cs="Arial"/>
+          <w:szCs w:val="24"/>
+        </w:rPr>
+        <w:t>tbl_usuario</w:t>
+      </w:r>
+      <w:proofErr w:type="spellEnd"/>
+      <w:r>
+        <w:rPr>
+          <w:rFonts w:cs="Arial"/>
+          <w:szCs w:val="24"/>
+        </w:rPr>
+        <w:t xml:space="preserve"> (</w:t>
       </w:r>
       <w:r>
         <w:rPr>
@@ -6281,7 +6922,23 @@
           <w:szCs w:val="24"/>
         </w:rPr>
         <w:br/>
-        <w:t>    id_usuario INT PRIMARY KEY AUTO_INCREMENT,</w:t>
+        <w:t xml:space="preserve">    </w:t>
+      </w:r>
+      <w:proofErr w:type="spellStart"/>
+      <w:r>
+        <w:rPr>
+          <w:rFonts w:cs="Arial"/>
+          <w:szCs w:val="24"/>
+        </w:rPr>
+        <w:t>id_usuario</w:t>
+      </w:r>
+      <w:proofErr w:type="spellEnd"/>
+      <w:r>
+        <w:rPr>
+          <w:rFonts w:cs="Arial"/>
+          <w:szCs w:val="24"/>
+        </w:rPr>
+        <w:t xml:space="preserve"> INT PRIMARY KEY AUTO_INCREMENT,</w:t>
       </w:r>
       <w:r>
         <w:rPr>
@@ -6397,7 +7054,23 @@
           <w:szCs w:val="24"/>
         </w:rPr>
         <w:br/>
-        <w:t>SELECT * FROM tbl_fornecedor;</w:t>
+        <w:t xml:space="preserve">SELECT * FROM </w:t>
+      </w:r>
+      <w:proofErr w:type="spellStart"/>
+      <w:r>
+        <w:rPr>
+          <w:rFonts w:cs="Arial"/>
+          <w:szCs w:val="24"/>
+        </w:rPr>
+        <w:t>tbl_fornecedor</w:t>
+      </w:r>
+      <w:proofErr w:type="spellEnd"/>
+      <w:r>
+        <w:rPr>
+          <w:rFonts w:cs="Arial"/>
+          <w:szCs w:val="24"/>
+        </w:rPr>
+        <w:t>;</w:t>
       </w:r>
       <w:r>
         <w:rPr>
@@ -6405,7 +7078,23 @@
           <w:szCs w:val="24"/>
         </w:rPr>
         <w:br/>
-        <w:t>SELECT * FROM tbl_categoria;</w:t>
+        <w:t xml:space="preserve">SELECT * FROM </w:t>
+      </w:r>
+      <w:proofErr w:type="spellStart"/>
+      <w:r>
+        <w:rPr>
+          <w:rFonts w:cs="Arial"/>
+          <w:szCs w:val="24"/>
+        </w:rPr>
+        <w:t>tbl_categoria</w:t>
+      </w:r>
+      <w:proofErr w:type="spellEnd"/>
+      <w:r>
+        <w:rPr>
+          <w:rFonts w:cs="Arial"/>
+          <w:szCs w:val="24"/>
+        </w:rPr>
+        <w:t>;</w:t>
       </w:r>
       <w:r>
         <w:rPr>
@@ -6413,7 +7102,23 @@
           <w:szCs w:val="24"/>
         </w:rPr>
         <w:br/>
-        <w:t>SELECT * FROM tbl_produto;</w:t>
+        <w:t xml:space="preserve">SELECT * FROM </w:t>
+      </w:r>
+      <w:proofErr w:type="spellStart"/>
+      <w:r>
+        <w:rPr>
+          <w:rFonts w:cs="Arial"/>
+          <w:szCs w:val="24"/>
+        </w:rPr>
+        <w:t>tbl_produto</w:t>
+      </w:r>
+      <w:proofErr w:type="spellEnd"/>
+      <w:r>
+        <w:rPr>
+          <w:rFonts w:cs="Arial"/>
+          <w:szCs w:val="24"/>
+        </w:rPr>
+        <w:t>;</w:t>
       </w:r>
       <w:r>
         <w:rPr>
@@ -6421,7 +7126,23 @@
           <w:szCs w:val="24"/>
         </w:rPr>
         <w:br/>
-        <w:t>SELECT * FROM tbl_lote;</w:t>
+        <w:t xml:space="preserve">SELECT * FROM </w:t>
+      </w:r>
+      <w:proofErr w:type="spellStart"/>
+      <w:r>
+        <w:rPr>
+          <w:rFonts w:cs="Arial"/>
+          <w:szCs w:val="24"/>
+        </w:rPr>
+        <w:t>tbl_lote</w:t>
+      </w:r>
+      <w:proofErr w:type="spellEnd"/>
+      <w:r>
+        <w:rPr>
+          <w:rFonts w:cs="Arial"/>
+          <w:szCs w:val="24"/>
+        </w:rPr>
+        <w:t>;</w:t>
       </w:r>
       <w:r>
         <w:rPr>
@@ -6429,7 +7150,23 @@
           <w:szCs w:val="24"/>
         </w:rPr>
         <w:br/>
-        <w:t>SELECT * FROM tbl_movimentacao_estoque;</w:t>
+        <w:t xml:space="preserve">SELECT * FROM </w:t>
+      </w:r>
+      <w:proofErr w:type="spellStart"/>
+      <w:r>
+        <w:rPr>
+          <w:rFonts w:cs="Arial"/>
+          <w:szCs w:val="24"/>
+        </w:rPr>
+        <w:t>tbl_movimentacao_estoque</w:t>
+      </w:r>
+      <w:proofErr w:type="spellEnd"/>
+      <w:r>
+        <w:rPr>
+          <w:rFonts w:cs="Arial"/>
+          <w:szCs w:val="24"/>
+        </w:rPr>
+        <w:t>;</w:t>
       </w:r>
       <w:r>
         <w:rPr>
@@ -6437,7 +7174,23 @@
           <w:szCs w:val="24"/>
         </w:rPr>
         <w:br/>
-        <w:t>SELECT * FROM tbl_usuario;</w:t>
+        <w:t xml:space="preserve">SELECT * FROM </w:t>
+      </w:r>
+      <w:proofErr w:type="spellStart"/>
+      <w:r>
+        <w:rPr>
+          <w:rFonts w:cs="Arial"/>
+          <w:szCs w:val="24"/>
+        </w:rPr>
+        <w:t>tbl_usuario</w:t>
+      </w:r>
+      <w:proofErr w:type="spellEnd"/>
+      <w:r>
+        <w:rPr>
+          <w:rFonts w:cs="Arial"/>
+          <w:szCs w:val="24"/>
+        </w:rPr>
+        <w:t>;</w:t>
       </w:r>
     </w:p>
     <w:p>
@@ -6827,12 +7580,21 @@
                 <w:szCs w:val="24"/>
               </w:rPr>
             </w:pPr>
-            <w:r>
-              <w:rPr>
-                <w:rFonts w:cs="Arial"/>
-                <w:szCs w:val="24"/>
-              </w:rPr>
-              <w:t>VARCHAR(100) </w:t>
+            <w:proofErr w:type="gramStart"/>
+            <w:r>
+              <w:rPr>
+                <w:rFonts w:cs="Arial"/>
+                <w:szCs w:val="24"/>
+              </w:rPr>
+              <w:t>VARCHAR(</w:t>
+            </w:r>
+            <w:proofErr w:type="gramEnd"/>
+            <w:r>
+              <w:rPr>
+                <w:rFonts w:cs="Arial"/>
+                <w:szCs w:val="24"/>
+              </w:rPr>
+              <w:t>100) </w:t>
             </w:r>
           </w:p>
         </w:tc>
@@ -6937,12 +7699,21 @@
                 <w:szCs w:val="24"/>
               </w:rPr>
             </w:pPr>
-            <w:r>
-              <w:rPr>
-                <w:rFonts w:cs="Arial"/>
-                <w:szCs w:val="24"/>
-              </w:rPr>
-              <w:t>VARCHAR(50) </w:t>
+            <w:proofErr w:type="gramStart"/>
+            <w:r>
+              <w:rPr>
+                <w:rFonts w:cs="Arial"/>
+                <w:szCs w:val="24"/>
+              </w:rPr>
+              <w:t>VARCHAR(</w:t>
+            </w:r>
+            <w:proofErr w:type="gramEnd"/>
+            <w:r>
+              <w:rPr>
+                <w:rFonts w:cs="Arial"/>
+                <w:szCs w:val="24"/>
+              </w:rPr>
+              <w:t>50) </w:t>
             </w:r>
           </w:p>
         </w:tc>
@@ -7047,12 +7818,21 @@
                 <w:szCs w:val="24"/>
               </w:rPr>
             </w:pPr>
-            <w:r>
-              <w:rPr>
-                <w:rFonts w:cs="Arial"/>
-                <w:szCs w:val="24"/>
-              </w:rPr>
-              <w:t>VARCHAR(200) </w:t>
+            <w:proofErr w:type="gramStart"/>
+            <w:r>
+              <w:rPr>
+                <w:rFonts w:cs="Arial"/>
+                <w:szCs w:val="24"/>
+              </w:rPr>
+              <w:t>VARCHAR(</w:t>
+            </w:r>
+            <w:proofErr w:type="gramEnd"/>
+            <w:r>
+              <w:rPr>
+                <w:rFonts w:cs="Arial"/>
+                <w:szCs w:val="24"/>
+              </w:rPr>
+              <w:t>200) </w:t>
             </w:r>
           </w:p>
         </w:tc>
@@ -7453,12 +8233,21 @@
                 <w:szCs w:val="24"/>
               </w:rPr>
             </w:pPr>
-            <w:r>
-              <w:rPr>
-                <w:rFonts w:cs="Arial"/>
-                <w:szCs w:val="24"/>
-              </w:rPr>
-              <w:t>VARCHAR(100) </w:t>
+            <w:proofErr w:type="gramStart"/>
+            <w:r>
+              <w:rPr>
+                <w:rFonts w:cs="Arial"/>
+                <w:szCs w:val="24"/>
+              </w:rPr>
+              <w:t>VARCHAR(</w:t>
+            </w:r>
+            <w:proofErr w:type="gramEnd"/>
+            <w:r>
+              <w:rPr>
+                <w:rFonts w:cs="Arial"/>
+                <w:szCs w:val="24"/>
+              </w:rPr>
+              <w:t>100) </w:t>
             </w:r>
           </w:p>
         </w:tc>
@@ -7977,12 +8766,21 @@
                 <w:szCs w:val="24"/>
               </w:rPr>
             </w:pPr>
-            <w:r>
-              <w:rPr>
-                <w:rFonts w:cs="Arial"/>
-                <w:szCs w:val="24"/>
-              </w:rPr>
-              <w:t>VARCHAR(100) </w:t>
+            <w:proofErr w:type="gramStart"/>
+            <w:r>
+              <w:rPr>
+                <w:rFonts w:cs="Arial"/>
+                <w:szCs w:val="24"/>
+              </w:rPr>
+              <w:t>VARCHAR(</w:t>
+            </w:r>
+            <w:proofErr w:type="gramEnd"/>
+            <w:r>
+              <w:rPr>
+                <w:rFonts w:cs="Arial"/>
+                <w:szCs w:val="24"/>
+              </w:rPr>
+              <w:t>100) </w:t>
             </w:r>
           </w:p>
         </w:tc>
@@ -8737,12 +9535,21 @@
                 <w:szCs w:val="24"/>
               </w:rPr>
             </w:pPr>
-            <w:r>
-              <w:rPr>
-                <w:rFonts w:cs="Arial"/>
-                <w:szCs w:val="24"/>
-              </w:rPr>
-              <w:t>VARCHAR(100) </w:t>
+            <w:proofErr w:type="gramStart"/>
+            <w:r>
+              <w:rPr>
+                <w:rFonts w:cs="Arial"/>
+                <w:szCs w:val="24"/>
+              </w:rPr>
+              <w:t>VARCHAR(</w:t>
+            </w:r>
+            <w:proofErr w:type="gramEnd"/>
+            <w:r>
+              <w:rPr>
+                <w:rFonts w:cs="Arial"/>
+                <w:szCs w:val="24"/>
+              </w:rPr>
+              <w:t>100) </w:t>
             </w:r>
           </w:p>
         </w:tc>
@@ -8852,12 +9659,21 @@
                 <w:szCs w:val="24"/>
               </w:rPr>
             </w:pPr>
-            <w:r>
-              <w:rPr>
-                <w:rFonts w:cs="Arial"/>
-                <w:szCs w:val="24"/>
-              </w:rPr>
-              <w:t>VARCHAR(100) </w:t>
+            <w:proofErr w:type="gramStart"/>
+            <w:r>
+              <w:rPr>
+                <w:rFonts w:cs="Arial"/>
+                <w:szCs w:val="24"/>
+              </w:rPr>
+              <w:t>VARCHAR(</w:t>
+            </w:r>
+            <w:proofErr w:type="gramEnd"/>
+            <w:r>
+              <w:rPr>
+                <w:rFonts w:cs="Arial"/>
+                <w:szCs w:val="24"/>
+              </w:rPr>
+              <w:t>100) </w:t>
             </w:r>
           </w:p>
         </w:tc>
@@ -8967,12 +9783,21 @@
                 <w:szCs w:val="24"/>
               </w:rPr>
             </w:pPr>
-            <w:r>
-              <w:rPr>
-                <w:rFonts w:cs="Arial"/>
-                <w:szCs w:val="24"/>
-              </w:rPr>
-              <w:t>VARCHAR(200) </w:t>
+            <w:proofErr w:type="gramStart"/>
+            <w:r>
+              <w:rPr>
+                <w:rFonts w:cs="Arial"/>
+                <w:szCs w:val="24"/>
+              </w:rPr>
+              <w:t>VARCHAR(</w:t>
+            </w:r>
+            <w:proofErr w:type="gramEnd"/>
+            <w:r>
+              <w:rPr>
+                <w:rFonts w:cs="Arial"/>
+                <w:szCs w:val="24"/>
+              </w:rPr>
+              <w:t>200) </w:t>
             </w:r>
           </w:p>
         </w:tc>
@@ -9197,12 +10022,21 @@
                 <w:szCs w:val="24"/>
               </w:rPr>
             </w:pPr>
-            <w:r>
-              <w:rPr>
-                <w:rFonts w:cs="Arial"/>
-                <w:szCs w:val="24"/>
-              </w:rPr>
-              <w:t>VARCHAR(100) </w:t>
+            <w:proofErr w:type="gramStart"/>
+            <w:r>
+              <w:rPr>
+                <w:rFonts w:cs="Arial"/>
+                <w:szCs w:val="24"/>
+              </w:rPr>
+              <w:t>VARCHAR(</w:t>
+            </w:r>
+            <w:proofErr w:type="gramEnd"/>
+            <w:r>
+              <w:rPr>
+                <w:rFonts w:cs="Arial"/>
+                <w:szCs w:val="24"/>
+              </w:rPr>
+              <w:t>100) </w:t>
             </w:r>
           </w:p>
         </w:tc>
@@ -9312,12 +10146,21 @@
                 <w:szCs w:val="24"/>
               </w:rPr>
             </w:pPr>
-            <w:r>
-              <w:rPr>
-                <w:rFonts w:cs="Arial"/>
-                <w:szCs w:val="24"/>
-              </w:rPr>
-              <w:t>VARCHAR(50) </w:t>
+            <w:proofErr w:type="gramStart"/>
+            <w:r>
+              <w:rPr>
+                <w:rFonts w:cs="Arial"/>
+                <w:szCs w:val="24"/>
+              </w:rPr>
+              <w:t>VARCHAR(</w:t>
+            </w:r>
+            <w:proofErr w:type="gramEnd"/>
+            <w:r>
+              <w:rPr>
+                <w:rFonts w:cs="Arial"/>
+                <w:szCs w:val="24"/>
+              </w:rPr>
+              <w:t>50) </w:t>
             </w:r>
           </w:p>
         </w:tc>
@@ -10071,12 +10914,21 @@
                 <w:szCs w:val="24"/>
               </w:rPr>
             </w:pPr>
-            <w:r>
-              <w:rPr>
-                <w:rFonts w:cs="Arial"/>
-                <w:szCs w:val="24"/>
-              </w:rPr>
-              <w:t>VARCHAR(50) </w:t>
+            <w:proofErr w:type="gramStart"/>
+            <w:r>
+              <w:rPr>
+                <w:rFonts w:cs="Arial"/>
+                <w:szCs w:val="24"/>
+              </w:rPr>
+              <w:t>VARCHAR(</w:t>
+            </w:r>
+            <w:proofErr w:type="gramEnd"/>
+            <w:r>
+              <w:rPr>
+                <w:rFonts w:cs="Arial"/>
+                <w:szCs w:val="24"/>
+              </w:rPr>
+              <w:t>50) </w:t>
             </w:r>
           </w:p>
         </w:tc>
@@ -10170,6 +11022,7 @@
           <w:szCs w:val="24"/>
         </w:rPr>
       </w:pPr>
+      <w:proofErr w:type="spellStart"/>
       <w:r>
         <w:rPr>
           <w:rFonts w:cs="Arial"/>
@@ -10179,6 +11032,7 @@
         </w:rPr>
         <w:t>Movimentação_estoque</w:t>
       </w:r>
+      <w:proofErr w:type="spellEnd"/>
       <w:r>
         <w:rPr>
           <w:rFonts w:cs="Arial"/>
@@ -11507,12 +12361,21 @@
                 <w:szCs w:val="24"/>
               </w:rPr>
             </w:pPr>
-            <w:r>
-              <w:rPr>
-                <w:rFonts w:cs="Arial"/>
-                <w:szCs w:val="24"/>
-              </w:rPr>
-              <w:t>VARCHAR(100) </w:t>
+            <w:proofErr w:type="gramStart"/>
+            <w:r>
+              <w:rPr>
+                <w:rFonts w:cs="Arial"/>
+                <w:szCs w:val="24"/>
+              </w:rPr>
+              <w:t>VARCHAR(</w:t>
+            </w:r>
+            <w:proofErr w:type="gramEnd"/>
+            <w:r>
+              <w:rPr>
+                <w:rFonts w:cs="Arial"/>
+                <w:szCs w:val="24"/>
+              </w:rPr>
+              <w:t>100) </w:t>
             </w:r>
           </w:p>
         </w:tc>
@@ -11623,12 +12486,21 @@
                 <w:szCs w:val="24"/>
               </w:rPr>
             </w:pPr>
-            <w:r>
-              <w:rPr>
-                <w:rFonts w:cs="Arial"/>
-                <w:szCs w:val="24"/>
-              </w:rPr>
-              <w:t>VARCHAR(100) </w:t>
+            <w:proofErr w:type="gramStart"/>
+            <w:r>
+              <w:rPr>
+                <w:rFonts w:cs="Arial"/>
+                <w:szCs w:val="24"/>
+              </w:rPr>
+              <w:t>VARCHAR(</w:t>
+            </w:r>
+            <w:proofErr w:type="gramEnd"/>
+            <w:r>
+              <w:rPr>
+                <w:rFonts w:cs="Arial"/>
+                <w:szCs w:val="24"/>
+              </w:rPr>
+              <w:t>100) </w:t>
             </w:r>
           </w:p>
         </w:tc>
@@ -11738,12 +12610,21 @@
                 <w:szCs w:val="24"/>
               </w:rPr>
             </w:pPr>
-            <w:r>
-              <w:rPr>
-                <w:rFonts w:cs="Arial"/>
-                <w:szCs w:val="24"/>
-              </w:rPr>
-              <w:t>VARCHAR(255) </w:t>
+            <w:proofErr w:type="gramStart"/>
+            <w:r>
+              <w:rPr>
+                <w:rFonts w:cs="Arial"/>
+                <w:szCs w:val="24"/>
+              </w:rPr>
+              <w:t>VARCHAR(</w:t>
+            </w:r>
+            <w:proofErr w:type="gramEnd"/>
+            <w:r>
+              <w:rPr>
+                <w:rFonts w:cs="Arial"/>
+                <w:szCs w:val="24"/>
+              </w:rPr>
+              <w:t>255) </w:t>
             </w:r>
           </w:p>
         </w:tc>
@@ -11853,12 +12734,21 @@
                 <w:szCs w:val="24"/>
               </w:rPr>
             </w:pPr>
-            <w:r>
-              <w:rPr>
-                <w:rFonts w:cs="Arial"/>
-                <w:szCs w:val="24"/>
-              </w:rPr>
-              <w:t>VARCHAR(100) </w:t>
+            <w:proofErr w:type="gramStart"/>
+            <w:r>
+              <w:rPr>
+                <w:rFonts w:cs="Arial"/>
+                <w:szCs w:val="24"/>
+              </w:rPr>
+              <w:t>VARCHAR(</w:t>
+            </w:r>
+            <w:proofErr w:type="gramEnd"/>
+            <w:r>
+              <w:rPr>
+                <w:rFonts w:cs="Arial"/>
+                <w:szCs w:val="24"/>
+              </w:rPr>
+              <w:t>100) </w:t>
             </w:r>
           </w:p>
         </w:tc>
@@ -12011,7 +12901,23 @@
           <w:rFonts w:cs="Arial"/>
           <w:szCs w:val="24"/>
         </w:rPr>
-        <w:t>Todas as rotas utilizam JSON como formato de requisição e resposta. Os parâmetros são indicados com: (ex: id). </w:t>
+        <w:t>Todas as rotas utilizam JSON como formato de requisição e resposta. Os parâmetros são indicados com: (</w:t>
+      </w:r>
+      <w:proofErr w:type="spellStart"/>
+      <w:r>
+        <w:rPr>
+          <w:rFonts w:cs="Arial"/>
+          <w:szCs w:val="24"/>
+        </w:rPr>
+        <w:t>ex</w:t>
+      </w:r>
+      <w:proofErr w:type="spellEnd"/>
+      <w:r>
+        <w:rPr>
+          <w:rFonts w:cs="Arial"/>
+          <w:szCs w:val="24"/>
+        </w:rPr>
+        <w:t>: id). </w:t>
       </w:r>
     </w:p>
     <w:p>
@@ -12337,12 +13243,21 @@
                 <w:szCs w:val="24"/>
               </w:rPr>
             </w:pPr>
-            <w:r>
-              <w:rPr>
-                <w:rFonts w:cs="Arial"/>
-                <w:szCs w:val="24"/>
-              </w:rPr>
-              <w:t>id_fornecedor (param)  </w:t>
+            <w:proofErr w:type="spellStart"/>
+            <w:r>
+              <w:rPr>
+                <w:rFonts w:cs="Arial"/>
+                <w:szCs w:val="24"/>
+              </w:rPr>
+              <w:t>id_fornecedor</w:t>
+            </w:r>
+            <w:proofErr w:type="spellEnd"/>
+            <w:r>
+              <w:rPr>
+                <w:rFonts w:cs="Arial"/>
+                <w:szCs w:val="24"/>
+              </w:rPr>
+              <w:t> (param)  </w:t>
             </w:r>
           </w:p>
         </w:tc>
@@ -12427,12 +13342,46 @@
                 <w:szCs w:val="24"/>
               </w:rPr>
             </w:pPr>
-            <w:r>
-              <w:rPr>
-                <w:rFonts w:cs="Arial"/>
-                <w:szCs w:val="24"/>
-              </w:rPr>
-              <w:t>{ nome, contato, endereco }  </w:t>
+            <w:proofErr w:type="gramStart"/>
+            <w:r>
+              <w:rPr>
+                <w:rFonts w:cs="Arial"/>
+                <w:szCs w:val="24"/>
+              </w:rPr>
+              <w:t>{ nome</w:t>
+            </w:r>
+            <w:proofErr w:type="gramEnd"/>
+            <w:r>
+              <w:rPr>
+                <w:rFonts w:cs="Arial"/>
+                <w:szCs w:val="24"/>
+              </w:rPr>
+              <w:t>, contato, </w:t>
+            </w:r>
+            <w:proofErr w:type="spellStart"/>
+            <w:proofErr w:type="gramStart"/>
+            <w:r>
+              <w:rPr>
+                <w:rFonts w:cs="Arial"/>
+                <w:szCs w:val="24"/>
+              </w:rPr>
+              <w:t>endereco</w:t>
+            </w:r>
+            <w:proofErr w:type="spellEnd"/>
+            <w:r>
+              <w:rPr>
+                <w:rFonts w:cs="Arial"/>
+                <w:szCs w:val="24"/>
+              </w:rPr>
+              <w:t> }</w:t>
+            </w:r>
+            <w:proofErr w:type="gramEnd"/>
+            <w:r>
+              <w:rPr>
+                <w:rFonts w:cs="Arial"/>
+                <w:szCs w:val="24"/>
+              </w:rPr>
+              <w:t>  </w:t>
             </w:r>
           </w:p>
         </w:tc>
@@ -12517,12 +13466,62 @@
                 <w:szCs w:val="24"/>
               </w:rPr>
             </w:pPr>
-            <w:r>
-              <w:rPr>
-                <w:rFonts w:cs="Arial"/>
-                <w:szCs w:val="24"/>
-              </w:rPr>
-              <w:t>id_fornecedor (param) + { nome, contato, endereco }  </w:t>
+            <w:proofErr w:type="spellStart"/>
+            <w:r>
+              <w:rPr>
+                <w:rFonts w:cs="Arial"/>
+                <w:szCs w:val="24"/>
+              </w:rPr>
+              <w:t>id_fornecedor</w:t>
+            </w:r>
+            <w:proofErr w:type="spellEnd"/>
+            <w:r>
+              <w:rPr>
+                <w:rFonts w:cs="Arial"/>
+                <w:szCs w:val="24"/>
+              </w:rPr>
+              <w:t> (param) + </w:t>
+            </w:r>
+            <w:proofErr w:type="gramStart"/>
+            <w:r>
+              <w:rPr>
+                <w:rFonts w:cs="Arial"/>
+                <w:szCs w:val="24"/>
+              </w:rPr>
+              <w:t>{ nome</w:t>
+            </w:r>
+            <w:proofErr w:type="gramEnd"/>
+            <w:r>
+              <w:rPr>
+                <w:rFonts w:cs="Arial"/>
+                <w:szCs w:val="24"/>
+              </w:rPr>
+              <w:t>, contato, </w:t>
+            </w:r>
+            <w:proofErr w:type="spellStart"/>
+            <w:proofErr w:type="gramStart"/>
+            <w:r>
+              <w:rPr>
+                <w:rFonts w:cs="Arial"/>
+                <w:szCs w:val="24"/>
+              </w:rPr>
+              <w:t>endereco</w:t>
+            </w:r>
+            <w:proofErr w:type="spellEnd"/>
+            <w:r>
+              <w:rPr>
+                <w:rFonts w:cs="Arial"/>
+                <w:szCs w:val="24"/>
+              </w:rPr>
+              <w:t> }</w:t>
+            </w:r>
+            <w:proofErr w:type="gramEnd"/>
+            <w:r>
+              <w:rPr>
+                <w:rFonts w:cs="Arial"/>
+                <w:szCs w:val="24"/>
+              </w:rPr>
+              <w:t>  </w:t>
             </w:r>
           </w:p>
         </w:tc>
@@ -12607,12 +13606,21 @@
                 <w:szCs w:val="24"/>
               </w:rPr>
             </w:pPr>
-            <w:r>
-              <w:rPr>
-                <w:rFonts w:cs="Arial"/>
-                <w:szCs w:val="24"/>
-              </w:rPr>
-              <w:t>id_fornecedor (param)  </w:t>
+            <w:proofErr w:type="spellStart"/>
+            <w:r>
+              <w:rPr>
+                <w:rFonts w:cs="Arial"/>
+                <w:szCs w:val="24"/>
+              </w:rPr>
+              <w:t>id_fornecedor</w:t>
+            </w:r>
+            <w:proofErr w:type="spellEnd"/>
+            <w:r>
+              <w:rPr>
+                <w:rFonts w:cs="Arial"/>
+                <w:szCs w:val="24"/>
+              </w:rPr>
+              <w:t> (param)  </w:t>
             </w:r>
           </w:p>
         </w:tc>
@@ -12955,12 +13963,21 @@
                 <w:szCs w:val="24"/>
               </w:rPr>
             </w:pPr>
-            <w:r>
-              <w:rPr>
-                <w:rFonts w:cs="Arial"/>
-                <w:szCs w:val="24"/>
-              </w:rPr>
-              <w:t>id_categoria (param)  </w:t>
+            <w:proofErr w:type="spellStart"/>
+            <w:r>
+              <w:rPr>
+                <w:rFonts w:cs="Arial"/>
+                <w:szCs w:val="24"/>
+              </w:rPr>
+              <w:t>id_categoria</w:t>
+            </w:r>
+            <w:proofErr w:type="spellEnd"/>
+            <w:r>
+              <w:rPr>
+                <w:rFonts w:cs="Arial"/>
+                <w:szCs w:val="24"/>
+              </w:rPr>
+              <w:t> (param)  </w:t>
             </w:r>
           </w:p>
         </w:tc>
@@ -13045,12 +14062,53 @@
                 <w:szCs w:val="24"/>
               </w:rPr>
             </w:pPr>
-            <w:r>
-              <w:rPr>
-                <w:rFonts w:cs="Arial"/>
-                <w:szCs w:val="24"/>
-              </w:rPr>
-              <w:t>{ nome_categoria }  </w:t>
+            <w:proofErr w:type="gramStart"/>
+            <w:r>
+              <w:rPr>
+                <w:rFonts w:cs="Arial"/>
+                <w:szCs w:val="24"/>
+              </w:rPr>
+              <w:t>{ </w:t>
+            </w:r>
+            <w:proofErr w:type="spellStart"/>
+            <w:r>
+              <w:rPr>
+                <w:rFonts w:cs="Arial"/>
+                <w:szCs w:val="24"/>
+              </w:rPr>
+              <w:t>nome</w:t>
+            </w:r>
+            <w:proofErr w:type="gramEnd"/>
+            <w:r>
+              <w:rPr>
+                <w:rFonts w:cs="Arial"/>
+                <w:szCs w:val="24"/>
+              </w:rPr>
+              <w:t>_</w:t>
+            </w:r>
+            <w:proofErr w:type="gramStart"/>
+            <w:r>
+              <w:rPr>
+                <w:rFonts w:cs="Arial"/>
+                <w:szCs w:val="24"/>
+              </w:rPr>
+              <w:t>categoria</w:t>
+            </w:r>
+            <w:proofErr w:type="spellEnd"/>
+            <w:r>
+              <w:rPr>
+                <w:rFonts w:cs="Arial"/>
+                <w:szCs w:val="24"/>
+              </w:rPr>
+              <w:t> }</w:t>
+            </w:r>
+            <w:proofErr w:type="gramEnd"/>
+            <w:r>
+              <w:rPr>
+                <w:rFonts w:cs="Arial"/>
+                <w:szCs w:val="24"/>
+              </w:rPr>
+              <w:t>  </w:t>
             </w:r>
           </w:p>
         </w:tc>
@@ -13135,12 +14193,69 @@
                 <w:szCs w:val="24"/>
               </w:rPr>
             </w:pPr>
-            <w:r>
-              <w:rPr>
-                <w:rFonts w:cs="Arial"/>
-                <w:szCs w:val="24"/>
-              </w:rPr>
-              <w:t>id_categoria (param) + { nome_categoria }  </w:t>
+            <w:proofErr w:type="spellStart"/>
+            <w:r>
+              <w:rPr>
+                <w:rFonts w:cs="Arial"/>
+                <w:szCs w:val="24"/>
+              </w:rPr>
+              <w:t>id_categoria</w:t>
+            </w:r>
+            <w:proofErr w:type="spellEnd"/>
+            <w:r>
+              <w:rPr>
+                <w:rFonts w:cs="Arial"/>
+                <w:szCs w:val="24"/>
+              </w:rPr>
+              <w:t> (param) + </w:t>
+            </w:r>
+            <w:proofErr w:type="gramStart"/>
+            <w:r>
+              <w:rPr>
+                <w:rFonts w:cs="Arial"/>
+                <w:szCs w:val="24"/>
+              </w:rPr>
+              <w:t>{ </w:t>
+            </w:r>
+            <w:proofErr w:type="spellStart"/>
+            <w:r>
+              <w:rPr>
+                <w:rFonts w:cs="Arial"/>
+                <w:szCs w:val="24"/>
+              </w:rPr>
+              <w:t>nome</w:t>
+            </w:r>
+            <w:proofErr w:type="gramEnd"/>
+            <w:r>
+              <w:rPr>
+                <w:rFonts w:cs="Arial"/>
+                <w:szCs w:val="24"/>
+              </w:rPr>
+              <w:t>_</w:t>
+            </w:r>
+            <w:proofErr w:type="gramStart"/>
+            <w:r>
+              <w:rPr>
+                <w:rFonts w:cs="Arial"/>
+                <w:szCs w:val="24"/>
+              </w:rPr>
+              <w:t>categoria</w:t>
+            </w:r>
+            <w:proofErr w:type="spellEnd"/>
+            <w:r>
+              <w:rPr>
+                <w:rFonts w:cs="Arial"/>
+                <w:szCs w:val="24"/>
+              </w:rPr>
+              <w:t> }</w:t>
+            </w:r>
+            <w:proofErr w:type="gramEnd"/>
+            <w:r>
+              <w:rPr>
+                <w:rFonts w:cs="Arial"/>
+                <w:szCs w:val="24"/>
+              </w:rPr>
+              <w:t>  </w:t>
             </w:r>
           </w:p>
         </w:tc>
@@ -13226,12 +14341,21 @@
                 <w:szCs w:val="24"/>
               </w:rPr>
             </w:pPr>
-            <w:r>
-              <w:rPr>
-                <w:rFonts w:cs="Arial"/>
-                <w:szCs w:val="24"/>
-              </w:rPr>
-              <w:t>id_categoria (param)  </w:t>
+            <w:proofErr w:type="spellStart"/>
+            <w:r>
+              <w:rPr>
+                <w:rFonts w:cs="Arial"/>
+                <w:szCs w:val="24"/>
+              </w:rPr>
+              <w:t>id_categoria</w:t>
+            </w:r>
+            <w:proofErr w:type="spellEnd"/>
+            <w:r>
+              <w:rPr>
+                <w:rFonts w:cs="Arial"/>
+                <w:szCs w:val="24"/>
+              </w:rPr>
+              <w:t> (param)  </w:t>
             </w:r>
           </w:p>
         </w:tc>
@@ -13581,12 +14705,21 @@
                 <w:szCs w:val="24"/>
               </w:rPr>
             </w:pPr>
-            <w:r>
-              <w:rPr>
-                <w:rFonts w:cs="Arial"/>
-                <w:szCs w:val="24"/>
-              </w:rPr>
-              <w:t>id_subcategoria (param)  </w:t>
+            <w:proofErr w:type="spellStart"/>
+            <w:r>
+              <w:rPr>
+                <w:rFonts w:cs="Arial"/>
+                <w:szCs w:val="24"/>
+              </w:rPr>
+              <w:t>id_subcategoria</w:t>
+            </w:r>
+            <w:proofErr w:type="spellEnd"/>
+            <w:r>
+              <w:rPr>
+                <w:rFonts w:cs="Arial"/>
+                <w:szCs w:val="24"/>
+              </w:rPr>
+              <w:t> (param)  </w:t>
             </w:r>
           </w:p>
         </w:tc>
@@ -13671,12 +14804,69 @@
                 <w:szCs w:val="24"/>
               </w:rPr>
             </w:pPr>
-            <w:r>
-              <w:rPr>
-                <w:rFonts w:cs="Arial"/>
-                <w:szCs w:val="24"/>
-              </w:rPr>
-              <w:t>{ id_categoria, nome_subcategoria }  </w:t>
+            <w:proofErr w:type="gramStart"/>
+            <w:r>
+              <w:rPr>
+                <w:rFonts w:cs="Arial"/>
+                <w:szCs w:val="24"/>
+              </w:rPr>
+              <w:t>{ </w:t>
+            </w:r>
+            <w:proofErr w:type="spellStart"/>
+            <w:r>
+              <w:rPr>
+                <w:rFonts w:cs="Arial"/>
+                <w:szCs w:val="24"/>
+              </w:rPr>
+              <w:t>id</w:t>
+            </w:r>
+            <w:proofErr w:type="gramEnd"/>
+            <w:r>
+              <w:rPr>
+                <w:rFonts w:cs="Arial"/>
+                <w:szCs w:val="24"/>
+              </w:rPr>
+              <w:t>_categoria</w:t>
+            </w:r>
+            <w:proofErr w:type="spellEnd"/>
+            <w:r>
+              <w:rPr>
+                <w:rFonts w:cs="Arial"/>
+                <w:szCs w:val="24"/>
+              </w:rPr>
+              <w:t>, </w:t>
+            </w:r>
+            <w:proofErr w:type="spellStart"/>
+            <w:r>
+              <w:rPr>
+                <w:rFonts w:cs="Arial"/>
+                <w:szCs w:val="24"/>
+              </w:rPr>
+              <w:t>nome_</w:t>
+            </w:r>
+            <w:proofErr w:type="gramStart"/>
+            <w:r>
+              <w:rPr>
+                <w:rFonts w:cs="Arial"/>
+                <w:szCs w:val="24"/>
+              </w:rPr>
+              <w:t>subcategoria</w:t>
+            </w:r>
+            <w:proofErr w:type="spellEnd"/>
+            <w:r>
+              <w:rPr>
+                <w:rFonts w:cs="Arial"/>
+                <w:szCs w:val="24"/>
+              </w:rPr>
+              <w:t> }</w:t>
+            </w:r>
+            <w:proofErr w:type="gramEnd"/>
+            <w:r>
+              <w:rPr>
+                <w:rFonts w:cs="Arial"/>
+                <w:szCs w:val="24"/>
+              </w:rPr>
+              <w:t>  </w:t>
             </w:r>
           </w:p>
         </w:tc>
@@ -13761,12 +14951,85 @@
                 <w:szCs w:val="24"/>
               </w:rPr>
             </w:pPr>
-            <w:r>
-              <w:rPr>
-                <w:rFonts w:cs="Arial"/>
-                <w:szCs w:val="24"/>
-              </w:rPr>
-              <w:t>id_subcategoria (param) + { id_categoria, nome_subcategoria }  </w:t>
+            <w:proofErr w:type="spellStart"/>
+            <w:r>
+              <w:rPr>
+                <w:rFonts w:cs="Arial"/>
+                <w:szCs w:val="24"/>
+              </w:rPr>
+              <w:t>id_subcategoria</w:t>
+            </w:r>
+            <w:proofErr w:type="spellEnd"/>
+            <w:r>
+              <w:rPr>
+                <w:rFonts w:cs="Arial"/>
+                <w:szCs w:val="24"/>
+              </w:rPr>
+              <w:t> (param) + </w:t>
+            </w:r>
+            <w:proofErr w:type="gramStart"/>
+            <w:r>
+              <w:rPr>
+                <w:rFonts w:cs="Arial"/>
+                <w:szCs w:val="24"/>
+              </w:rPr>
+              <w:t>{ </w:t>
+            </w:r>
+            <w:proofErr w:type="spellStart"/>
+            <w:r>
+              <w:rPr>
+                <w:rFonts w:cs="Arial"/>
+                <w:szCs w:val="24"/>
+              </w:rPr>
+              <w:t>id</w:t>
+            </w:r>
+            <w:proofErr w:type="gramEnd"/>
+            <w:r>
+              <w:rPr>
+                <w:rFonts w:cs="Arial"/>
+                <w:szCs w:val="24"/>
+              </w:rPr>
+              <w:t>_categoria</w:t>
+            </w:r>
+            <w:proofErr w:type="spellEnd"/>
+            <w:r>
+              <w:rPr>
+                <w:rFonts w:cs="Arial"/>
+                <w:szCs w:val="24"/>
+              </w:rPr>
+              <w:t>, </w:t>
+            </w:r>
+            <w:proofErr w:type="spellStart"/>
+            <w:r>
+              <w:rPr>
+                <w:rFonts w:cs="Arial"/>
+                <w:szCs w:val="24"/>
+              </w:rPr>
+              <w:t>nome_</w:t>
+            </w:r>
+            <w:proofErr w:type="gramStart"/>
+            <w:r>
+              <w:rPr>
+                <w:rFonts w:cs="Arial"/>
+                <w:szCs w:val="24"/>
+              </w:rPr>
+              <w:t>subcategoria</w:t>
+            </w:r>
+            <w:proofErr w:type="spellEnd"/>
+            <w:r>
+              <w:rPr>
+                <w:rFonts w:cs="Arial"/>
+                <w:szCs w:val="24"/>
+              </w:rPr>
+              <w:t> }</w:t>
+            </w:r>
+            <w:proofErr w:type="gramEnd"/>
+            <w:r>
+              <w:rPr>
+                <w:rFonts w:cs="Arial"/>
+                <w:szCs w:val="24"/>
+              </w:rPr>
+              <w:t>  </w:t>
             </w:r>
           </w:p>
         </w:tc>
@@ -13851,12 +15114,21 @@
                 <w:szCs w:val="24"/>
               </w:rPr>
             </w:pPr>
-            <w:r>
-              <w:rPr>
-                <w:rFonts w:cs="Arial"/>
-                <w:szCs w:val="24"/>
-              </w:rPr>
-              <w:t>id_subcategoria (param)  </w:t>
+            <w:proofErr w:type="spellStart"/>
+            <w:r>
+              <w:rPr>
+                <w:rFonts w:cs="Arial"/>
+                <w:szCs w:val="24"/>
+              </w:rPr>
+              <w:t>id_subcategoria</w:t>
+            </w:r>
+            <w:proofErr w:type="spellEnd"/>
+            <w:r>
+              <w:rPr>
+                <w:rFonts w:cs="Arial"/>
+                <w:szCs w:val="24"/>
+              </w:rPr>
+              <w:t> (param)  </w:t>
             </w:r>
           </w:p>
         </w:tc>
@@ -14206,12 +15478,21 @@
                 <w:szCs w:val="24"/>
               </w:rPr>
             </w:pPr>
-            <w:r>
-              <w:rPr>
-                <w:rFonts w:cs="Arial"/>
-                <w:szCs w:val="24"/>
-              </w:rPr>
-              <w:t>id_produto (param)  </w:t>
+            <w:proofErr w:type="spellStart"/>
+            <w:r>
+              <w:rPr>
+                <w:rFonts w:cs="Arial"/>
+                <w:szCs w:val="24"/>
+              </w:rPr>
+              <w:t>id_produto</w:t>
+            </w:r>
+            <w:proofErr w:type="spellEnd"/>
+            <w:r>
+              <w:rPr>
+                <w:rFonts w:cs="Arial"/>
+                <w:szCs w:val="24"/>
+              </w:rPr>
+              <w:t> (param)  </w:t>
             </w:r>
           </w:p>
         </w:tc>
@@ -14297,12 +15578,117 @@
                 <w:szCs w:val="24"/>
               </w:rPr>
             </w:pPr>
-            <w:r>
-              <w:rPr>
-                <w:rFonts w:cs="Arial"/>
-                <w:szCs w:val="24"/>
-              </w:rPr>
-              <w:t>{ id_fornecedor, id_categoria, id_subcategoria, descricao, modelo, nome, data_validade, codigo_produto,  </w:t>
+            <w:proofErr w:type="gramStart"/>
+            <w:r>
+              <w:rPr>
+                <w:rFonts w:cs="Arial"/>
+                <w:szCs w:val="24"/>
+              </w:rPr>
+              <w:t>{ </w:t>
+            </w:r>
+            <w:proofErr w:type="spellStart"/>
+            <w:r>
+              <w:rPr>
+                <w:rFonts w:cs="Arial"/>
+                <w:szCs w:val="24"/>
+              </w:rPr>
+              <w:t>id</w:t>
+            </w:r>
+            <w:proofErr w:type="gramEnd"/>
+            <w:r>
+              <w:rPr>
+                <w:rFonts w:cs="Arial"/>
+                <w:szCs w:val="24"/>
+              </w:rPr>
+              <w:t>_fornecedor</w:t>
+            </w:r>
+            <w:proofErr w:type="spellEnd"/>
+            <w:r>
+              <w:rPr>
+                <w:rFonts w:cs="Arial"/>
+                <w:szCs w:val="24"/>
+              </w:rPr>
+              <w:t>, </w:t>
+            </w:r>
+            <w:proofErr w:type="spellStart"/>
+            <w:r>
+              <w:rPr>
+                <w:rFonts w:cs="Arial"/>
+                <w:szCs w:val="24"/>
+              </w:rPr>
+              <w:t>id_categoria</w:t>
+            </w:r>
+            <w:proofErr w:type="spellEnd"/>
+            <w:r>
+              <w:rPr>
+                <w:rFonts w:cs="Arial"/>
+                <w:szCs w:val="24"/>
+              </w:rPr>
+              <w:t>, </w:t>
+            </w:r>
+            <w:proofErr w:type="spellStart"/>
+            <w:r>
+              <w:rPr>
+                <w:rFonts w:cs="Arial"/>
+                <w:szCs w:val="24"/>
+              </w:rPr>
+              <w:t>id_subcategoria</w:t>
+            </w:r>
+            <w:proofErr w:type="spellEnd"/>
+            <w:r>
+              <w:rPr>
+                <w:rFonts w:cs="Arial"/>
+                <w:szCs w:val="24"/>
+              </w:rPr>
+              <w:t>, </w:t>
+            </w:r>
+            <w:proofErr w:type="spellStart"/>
+            <w:r>
+              <w:rPr>
+                <w:rFonts w:cs="Arial"/>
+                <w:szCs w:val="24"/>
+              </w:rPr>
+              <w:t>descricao</w:t>
+            </w:r>
+            <w:proofErr w:type="spellEnd"/>
+            <w:r>
+              <w:rPr>
+                <w:rFonts w:cs="Arial"/>
+                <w:szCs w:val="24"/>
+              </w:rPr>
+              <w:t>, modelo, nome, </w:t>
+            </w:r>
+            <w:proofErr w:type="spellStart"/>
+            <w:r>
+              <w:rPr>
+                <w:rFonts w:cs="Arial"/>
+                <w:szCs w:val="24"/>
+              </w:rPr>
+              <w:t>data_validade</w:t>
+            </w:r>
+            <w:proofErr w:type="spellEnd"/>
+            <w:r>
+              <w:rPr>
+                <w:rFonts w:cs="Arial"/>
+                <w:szCs w:val="24"/>
+              </w:rPr>
+              <w:t>, </w:t>
+            </w:r>
+            <w:proofErr w:type="spellStart"/>
+            <w:r>
+              <w:rPr>
+                <w:rFonts w:cs="Arial"/>
+                <w:szCs w:val="24"/>
+              </w:rPr>
+              <w:t>codigo_produto</w:t>
+            </w:r>
+            <w:proofErr w:type="spellEnd"/>
+            <w:r>
+              <w:rPr>
+                <w:rFonts w:cs="Arial"/>
+                <w:szCs w:val="24"/>
+              </w:rPr>
+              <w:t>,  </w:t>
             </w:r>
           </w:p>
         </w:tc>
@@ -14387,12 +15773,149 @@
                 <w:szCs w:val="24"/>
               </w:rPr>
             </w:pPr>
-            <w:r>
-              <w:rPr>
-                <w:rFonts w:cs="Arial"/>
-                <w:szCs w:val="24"/>
-              </w:rPr>
-              <w:t>id_produto (param) + { id_fornecedor, id_categoria, id_subcategoria, descricao, modelo, nome, data_validade, codigo_produto, cor }  </w:t>
+            <w:proofErr w:type="spellStart"/>
+            <w:r>
+              <w:rPr>
+                <w:rFonts w:cs="Arial"/>
+                <w:szCs w:val="24"/>
+              </w:rPr>
+              <w:t>id_produto</w:t>
+            </w:r>
+            <w:proofErr w:type="spellEnd"/>
+            <w:r>
+              <w:rPr>
+                <w:rFonts w:cs="Arial"/>
+                <w:szCs w:val="24"/>
+              </w:rPr>
+              <w:t> (param) + </w:t>
+            </w:r>
+            <w:proofErr w:type="gramStart"/>
+            <w:r>
+              <w:rPr>
+                <w:rFonts w:cs="Arial"/>
+                <w:szCs w:val="24"/>
+              </w:rPr>
+              <w:t>{ </w:t>
+            </w:r>
+            <w:proofErr w:type="spellStart"/>
+            <w:r>
+              <w:rPr>
+                <w:rFonts w:cs="Arial"/>
+                <w:szCs w:val="24"/>
+              </w:rPr>
+              <w:t>id</w:t>
+            </w:r>
+            <w:proofErr w:type="gramEnd"/>
+            <w:r>
+              <w:rPr>
+                <w:rFonts w:cs="Arial"/>
+                <w:szCs w:val="24"/>
+              </w:rPr>
+              <w:t>_fornecedor</w:t>
+            </w:r>
+            <w:proofErr w:type="spellEnd"/>
+            <w:r>
+              <w:rPr>
+                <w:rFonts w:cs="Arial"/>
+                <w:szCs w:val="24"/>
+              </w:rPr>
+              <w:t>, </w:t>
+            </w:r>
+            <w:proofErr w:type="spellStart"/>
+            <w:r>
+              <w:rPr>
+                <w:rFonts w:cs="Arial"/>
+                <w:szCs w:val="24"/>
+              </w:rPr>
+              <w:t>id_categoria</w:t>
+            </w:r>
+            <w:proofErr w:type="spellEnd"/>
+            <w:r>
+              <w:rPr>
+                <w:rFonts w:cs="Arial"/>
+                <w:szCs w:val="24"/>
+              </w:rPr>
+              <w:t>, </w:t>
+            </w:r>
+            <w:proofErr w:type="spellStart"/>
+            <w:r>
+              <w:rPr>
+                <w:rFonts w:cs="Arial"/>
+                <w:szCs w:val="24"/>
+              </w:rPr>
+              <w:t>id_subcategoria</w:t>
+            </w:r>
+            <w:proofErr w:type="spellEnd"/>
+            <w:r>
+              <w:rPr>
+                <w:rFonts w:cs="Arial"/>
+                <w:szCs w:val="24"/>
+              </w:rPr>
+              <w:t>, </w:t>
+            </w:r>
+            <w:proofErr w:type="spellStart"/>
+            <w:r>
+              <w:rPr>
+                <w:rFonts w:cs="Arial"/>
+                <w:szCs w:val="24"/>
+              </w:rPr>
+              <w:t>descricao</w:t>
+            </w:r>
+            <w:proofErr w:type="spellEnd"/>
+            <w:r>
+              <w:rPr>
+                <w:rFonts w:cs="Arial"/>
+                <w:szCs w:val="24"/>
+              </w:rPr>
+              <w:t>, modelo, nome, </w:t>
+            </w:r>
+            <w:proofErr w:type="spellStart"/>
+            <w:r>
+              <w:rPr>
+                <w:rFonts w:cs="Arial"/>
+                <w:szCs w:val="24"/>
+              </w:rPr>
+              <w:t>data_validade</w:t>
+            </w:r>
+            <w:proofErr w:type="spellEnd"/>
+            <w:r>
+              <w:rPr>
+                <w:rFonts w:cs="Arial"/>
+                <w:szCs w:val="24"/>
+              </w:rPr>
+              <w:t>, </w:t>
+            </w:r>
+            <w:proofErr w:type="spellStart"/>
+            <w:r>
+              <w:rPr>
+                <w:rFonts w:cs="Arial"/>
+                <w:szCs w:val="24"/>
+              </w:rPr>
+              <w:t>codigo_produto</w:t>
+            </w:r>
+            <w:proofErr w:type="spellEnd"/>
+            <w:r>
+              <w:rPr>
+                <w:rFonts w:cs="Arial"/>
+                <w:szCs w:val="24"/>
+              </w:rPr>
+              <w:t>, </w:t>
+            </w:r>
+            <w:proofErr w:type="gramStart"/>
+            <w:r>
+              <w:rPr>
+                <w:rFonts w:cs="Arial"/>
+                <w:szCs w:val="24"/>
+              </w:rPr>
+              <w:t>cor }</w:t>
+            </w:r>
+            <w:proofErr w:type="gramEnd"/>
+            <w:r>
+              <w:rPr>
+                <w:rFonts w:cs="Arial"/>
+                <w:szCs w:val="24"/>
+              </w:rPr>
+              <w:t>  </w:t>
             </w:r>
           </w:p>
         </w:tc>
@@ -14477,12 +16000,21 @@
                 <w:szCs w:val="24"/>
               </w:rPr>
             </w:pPr>
-            <w:r>
-              <w:rPr>
-                <w:rFonts w:cs="Arial"/>
-                <w:szCs w:val="24"/>
-              </w:rPr>
-              <w:t>id_produto (param)  </w:t>
+            <w:proofErr w:type="spellStart"/>
+            <w:r>
+              <w:rPr>
+                <w:rFonts w:cs="Arial"/>
+                <w:szCs w:val="24"/>
+              </w:rPr>
+              <w:t>id_produto</w:t>
+            </w:r>
+            <w:proofErr w:type="spellEnd"/>
+            <w:r>
+              <w:rPr>
+                <w:rFonts w:cs="Arial"/>
+                <w:szCs w:val="24"/>
+              </w:rPr>
+              <w:t> (param)  </w:t>
             </w:r>
           </w:p>
         </w:tc>
@@ -14725,7 +16257,23 @@
                 <w:rFonts w:cs="Arial"/>
                 <w:szCs w:val="24"/>
               </w:rPr>
-              <w:t>lista todos os lote </w:t>
+              <w:t>lista </w:t>
+            </w:r>
+            <w:proofErr w:type="gramStart"/>
+            <w:r>
+              <w:rPr>
+                <w:rFonts w:cs="Arial"/>
+                <w:szCs w:val="24"/>
+              </w:rPr>
+              <w:t>todos os lote</w:t>
+            </w:r>
+            <w:proofErr w:type="gramEnd"/>
+            <w:r>
+              <w:rPr>
+                <w:rFonts w:cs="Arial"/>
+                <w:szCs w:val="24"/>
+              </w:rPr>
+              <w:t> </w:t>
             </w:r>
           </w:p>
         </w:tc>
@@ -14832,12 +16380,21 @@
                 <w:szCs w:val="24"/>
               </w:rPr>
             </w:pPr>
-            <w:r>
-              <w:rPr>
-                <w:rFonts w:cs="Arial"/>
-                <w:szCs w:val="24"/>
-              </w:rPr>
-              <w:t>id_lote (param)  </w:t>
+            <w:proofErr w:type="spellStart"/>
+            <w:r>
+              <w:rPr>
+                <w:rFonts w:cs="Arial"/>
+                <w:szCs w:val="24"/>
+              </w:rPr>
+              <w:t>id_lote</w:t>
+            </w:r>
+            <w:proofErr w:type="spellEnd"/>
+            <w:r>
+              <w:rPr>
+                <w:rFonts w:cs="Arial"/>
+                <w:szCs w:val="24"/>
+              </w:rPr>
+              <w:t> (param)  </w:t>
             </w:r>
           </w:p>
         </w:tc>
@@ -14922,12 +16479,85 @@
                 <w:szCs w:val="24"/>
               </w:rPr>
             </w:pPr>
-            <w:r>
-              <w:rPr>
-                <w:rFonts w:cs="Arial"/>
-                <w:szCs w:val="24"/>
-              </w:rPr>
-              <w:t>{ codigo_lote, quantidade_atual, id_produto, validade }  </w:t>
+            <w:proofErr w:type="gramStart"/>
+            <w:r>
+              <w:rPr>
+                <w:rFonts w:cs="Arial"/>
+                <w:szCs w:val="24"/>
+              </w:rPr>
+              <w:t>{ </w:t>
+            </w:r>
+            <w:proofErr w:type="spellStart"/>
+            <w:r>
+              <w:rPr>
+                <w:rFonts w:cs="Arial"/>
+                <w:szCs w:val="24"/>
+              </w:rPr>
+              <w:t>codigo</w:t>
+            </w:r>
+            <w:proofErr w:type="gramEnd"/>
+            <w:r>
+              <w:rPr>
+                <w:rFonts w:cs="Arial"/>
+                <w:szCs w:val="24"/>
+              </w:rPr>
+              <w:t>_lote</w:t>
+            </w:r>
+            <w:proofErr w:type="spellEnd"/>
+            <w:r>
+              <w:rPr>
+                <w:rFonts w:cs="Arial"/>
+                <w:szCs w:val="24"/>
+              </w:rPr>
+              <w:t>, </w:t>
+            </w:r>
+            <w:proofErr w:type="spellStart"/>
+            <w:r>
+              <w:rPr>
+                <w:rFonts w:cs="Arial"/>
+                <w:szCs w:val="24"/>
+              </w:rPr>
+              <w:t>quantidade_atual</w:t>
+            </w:r>
+            <w:proofErr w:type="spellEnd"/>
+            <w:r>
+              <w:rPr>
+                <w:rFonts w:cs="Arial"/>
+                <w:szCs w:val="24"/>
+              </w:rPr>
+              <w:t>, </w:t>
+            </w:r>
+            <w:proofErr w:type="spellStart"/>
+            <w:r>
+              <w:rPr>
+                <w:rFonts w:cs="Arial"/>
+                <w:szCs w:val="24"/>
+              </w:rPr>
+              <w:t>id_produto</w:t>
+            </w:r>
+            <w:proofErr w:type="spellEnd"/>
+            <w:r>
+              <w:rPr>
+                <w:rFonts w:cs="Arial"/>
+                <w:szCs w:val="24"/>
+              </w:rPr>
+              <w:t>, </w:t>
+            </w:r>
+            <w:proofErr w:type="gramStart"/>
+            <w:r>
+              <w:rPr>
+                <w:rFonts w:cs="Arial"/>
+                <w:szCs w:val="24"/>
+              </w:rPr>
+              <w:t>validade }</w:t>
+            </w:r>
+            <w:proofErr w:type="gramEnd"/>
+            <w:r>
+              <w:rPr>
+                <w:rFonts w:cs="Arial"/>
+                <w:szCs w:val="24"/>
+              </w:rPr>
+              <w:t>  </w:t>
             </w:r>
           </w:p>
         </w:tc>
@@ -15012,12 +16642,101 @@
                 <w:szCs w:val="24"/>
               </w:rPr>
             </w:pPr>
-            <w:r>
-              <w:rPr>
-                <w:rFonts w:cs="Arial"/>
-                <w:szCs w:val="24"/>
-              </w:rPr>
-              <w:t>id_lote (param) + { codigo_lote, quantidade_atual, id_produto, validade }  </w:t>
+            <w:proofErr w:type="spellStart"/>
+            <w:r>
+              <w:rPr>
+                <w:rFonts w:cs="Arial"/>
+                <w:szCs w:val="24"/>
+              </w:rPr>
+              <w:t>id_lote</w:t>
+            </w:r>
+            <w:proofErr w:type="spellEnd"/>
+            <w:r>
+              <w:rPr>
+                <w:rFonts w:cs="Arial"/>
+                <w:szCs w:val="24"/>
+              </w:rPr>
+              <w:t> (param) + </w:t>
+            </w:r>
+            <w:proofErr w:type="gramStart"/>
+            <w:r>
+              <w:rPr>
+                <w:rFonts w:cs="Arial"/>
+                <w:szCs w:val="24"/>
+              </w:rPr>
+              <w:t>{ </w:t>
+            </w:r>
+            <w:proofErr w:type="spellStart"/>
+            <w:r>
+              <w:rPr>
+                <w:rFonts w:cs="Arial"/>
+                <w:szCs w:val="24"/>
+              </w:rPr>
+              <w:t>codigo</w:t>
+            </w:r>
+            <w:proofErr w:type="gramEnd"/>
+            <w:r>
+              <w:rPr>
+                <w:rFonts w:cs="Arial"/>
+                <w:szCs w:val="24"/>
+              </w:rPr>
+              <w:t>_lote</w:t>
+            </w:r>
+            <w:proofErr w:type="spellEnd"/>
+            <w:r>
+              <w:rPr>
+                <w:rFonts w:cs="Arial"/>
+                <w:szCs w:val="24"/>
+              </w:rPr>
+              <w:t>, </w:t>
+            </w:r>
+            <w:proofErr w:type="spellStart"/>
+            <w:r>
+              <w:rPr>
+                <w:rFonts w:cs="Arial"/>
+                <w:szCs w:val="24"/>
+              </w:rPr>
+              <w:t>quantidade_atual</w:t>
+            </w:r>
+            <w:proofErr w:type="spellEnd"/>
+            <w:r>
+              <w:rPr>
+                <w:rFonts w:cs="Arial"/>
+                <w:szCs w:val="24"/>
+              </w:rPr>
+              <w:t>, </w:t>
+            </w:r>
+            <w:proofErr w:type="spellStart"/>
+            <w:r>
+              <w:rPr>
+                <w:rFonts w:cs="Arial"/>
+                <w:szCs w:val="24"/>
+              </w:rPr>
+              <w:t>id_produto</w:t>
+            </w:r>
+            <w:proofErr w:type="spellEnd"/>
+            <w:r>
+              <w:rPr>
+                <w:rFonts w:cs="Arial"/>
+                <w:szCs w:val="24"/>
+              </w:rPr>
+              <w:t>, </w:t>
+            </w:r>
+            <w:proofErr w:type="gramStart"/>
+            <w:r>
+              <w:rPr>
+                <w:rFonts w:cs="Arial"/>
+                <w:szCs w:val="24"/>
+              </w:rPr>
+              <w:t>validade }</w:t>
+            </w:r>
+            <w:proofErr w:type="gramEnd"/>
+            <w:r>
+              <w:rPr>
+                <w:rFonts w:cs="Arial"/>
+                <w:szCs w:val="24"/>
+              </w:rPr>
+              <w:t>  </w:t>
             </w:r>
           </w:p>
         </w:tc>
@@ -15102,12 +16821,21 @@
                 <w:szCs w:val="24"/>
               </w:rPr>
             </w:pPr>
-            <w:r>
-              <w:rPr>
-                <w:rFonts w:cs="Arial"/>
-                <w:szCs w:val="24"/>
-              </w:rPr>
-              <w:t>id_lote (param)  </w:t>
+            <w:proofErr w:type="spellStart"/>
+            <w:r>
+              <w:rPr>
+                <w:rFonts w:cs="Arial"/>
+                <w:szCs w:val="24"/>
+              </w:rPr>
+              <w:t>id_lote</w:t>
+            </w:r>
+            <w:proofErr w:type="spellEnd"/>
+            <w:r>
+              <w:rPr>
+                <w:rFonts w:cs="Arial"/>
+                <w:szCs w:val="24"/>
+              </w:rPr>
+              <w:t> (param)  </w:t>
             </w:r>
           </w:p>
         </w:tc>
@@ -15150,6 +16878,7 @@
           <w:szCs w:val="24"/>
         </w:rPr>
       </w:pPr>
+      <w:proofErr w:type="spellStart"/>
       <w:r>
         <w:rPr>
           <w:rFonts w:cs="Arial"/>
@@ -15159,6 +16888,7 @@
         </w:rPr>
         <w:t>Movimentação_estoque</w:t>
       </w:r>
+      <w:proofErr w:type="spellEnd"/>
       <w:r>
         <w:rPr>
           <w:rFonts w:cs="Arial"/>
@@ -15329,7 +17059,23 @@
                 <w:rFonts w:cs="Arial"/>
                 <w:szCs w:val="24"/>
               </w:rPr>
-              <w:t>/movimentação_estoque </w:t>
+              <w:t>/</w:t>
+            </w:r>
+            <w:proofErr w:type="spellStart"/>
+            <w:r>
+              <w:rPr>
+                <w:rFonts w:cs="Arial"/>
+                <w:szCs w:val="24"/>
+              </w:rPr>
+              <w:t>movimentação_estoque</w:t>
+            </w:r>
+            <w:proofErr w:type="spellEnd"/>
+            <w:r>
+              <w:rPr>
+                <w:rFonts w:cs="Arial"/>
+                <w:szCs w:val="24"/>
+              </w:rPr>
+              <w:t> </w:t>
             </w:r>
           </w:p>
         </w:tc>
@@ -15419,7 +17165,23 @@
                 <w:rFonts w:cs="Arial"/>
                 <w:szCs w:val="24"/>
               </w:rPr>
-              <w:t>/movimentação_estoque </w:t>
+              <w:t>/</w:t>
+            </w:r>
+            <w:proofErr w:type="spellStart"/>
+            <w:r>
+              <w:rPr>
+                <w:rFonts w:cs="Arial"/>
+                <w:szCs w:val="24"/>
+              </w:rPr>
+              <w:t>movimentação_estoque</w:t>
+            </w:r>
+            <w:proofErr w:type="spellEnd"/>
+            <w:r>
+              <w:rPr>
+                <w:rFonts w:cs="Arial"/>
+                <w:szCs w:val="24"/>
+              </w:rPr>
+              <w:t> </w:t>
             </w:r>
           </w:p>
           <w:p>
@@ -15474,12 +17236,21 @@
                 <w:szCs w:val="24"/>
               </w:rPr>
             </w:pPr>
-            <w:r>
-              <w:rPr>
-                <w:rFonts w:cs="Arial"/>
-                <w:szCs w:val="24"/>
-              </w:rPr>
-              <w:t>id_movimentacao (param)  </w:t>
+            <w:proofErr w:type="spellStart"/>
+            <w:r>
+              <w:rPr>
+                <w:rFonts w:cs="Arial"/>
+                <w:szCs w:val="24"/>
+              </w:rPr>
+              <w:t>id_movimentacao</w:t>
+            </w:r>
+            <w:proofErr w:type="spellEnd"/>
+            <w:r>
+              <w:rPr>
+                <w:rFonts w:cs="Arial"/>
+                <w:szCs w:val="24"/>
+              </w:rPr>
+              <w:t> (param)  </w:t>
             </w:r>
           </w:p>
         </w:tc>
@@ -15525,17 +17296,17 @@
                 <w:rFonts w:cs="Arial"/>
                 <w:szCs w:val="24"/>
               </w:rPr>
-              <w:t>/movimentação_estoque </w:t>
-            </w:r>
-          </w:p>
-          <w:p>
-            <w:pPr>
-              <w:cnfStyle w:val="000000000000" w:firstRow="0" w:lastRow="0" w:firstColumn="0" w:lastColumn="0" w:oddVBand="0" w:evenVBand="0" w:oddHBand="0" w:evenHBand="0" w:firstRowFirstColumn="0" w:firstRowLastColumn="0" w:lastRowFirstColumn="0" w:lastRowLastColumn="0"/>
-              <w:rPr>
-                <w:rFonts w:cs="Arial"/>
-                <w:szCs w:val="24"/>
-              </w:rPr>
-            </w:pPr>
+              <w:t>/</w:t>
+            </w:r>
+            <w:proofErr w:type="spellStart"/>
+            <w:r>
+              <w:rPr>
+                <w:rFonts w:cs="Arial"/>
+                <w:szCs w:val="24"/>
+              </w:rPr>
+              <w:t>movimentação_estoque</w:t>
+            </w:r>
+            <w:proofErr w:type="spellEnd"/>
             <w:r>
               <w:rPr>
                 <w:rFonts w:cs="Arial"/>
@@ -15544,6 +17315,22 @@
               <w:t> </w:t>
             </w:r>
           </w:p>
+          <w:p>
+            <w:pPr>
+              <w:cnfStyle w:val="000000000000" w:firstRow="0" w:lastRow="0" w:firstColumn="0" w:lastColumn="0" w:oddVBand="0" w:evenVBand="0" w:oddHBand="0" w:evenHBand="0" w:firstRowFirstColumn="0" w:firstRowLastColumn="0" w:lastRowFirstColumn="0" w:lastRowLastColumn="0"/>
+              <w:rPr>
+                <w:rFonts w:cs="Arial"/>
+                <w:szCs w:val="24"/>
+              </w:rPr>
+            </w:pPr>
+            <w:r>
+              <w:rPr>
+                <w:rFonts w:cs="Arial"/>
+                <w:szCs w:val="24"/>
+              </w:rPr>
+              <w:t> </w:t>
+            </w:r>
+          </w:p>
         </w:tc>
         <w:tc>
           <w:tcPr>
@@ -15580,12 +17367,62 @@
                 <w:szCs w:val="24"/>
               </w:rPr>
             </w:pPr>
-            <w:r>
-              <w:rPr>
-                <w:rFonts w:cs="Arial"/>
-                <w:szCs w:val="24"/>
-              </w:rPr>
-              <w:t>{ tipo, data_movimentacao, quantidade, observacao }  </w:t>
+            <w:proofErr w:type="gramStart"/>
+            <w:r>
+              <w:rPr>
+                <w:rFonts w:cs="Arial"/>
+                <w:szCs w:val="24"/>
+              </w:rPr>
+              <w:t>{ tipo</w:t>
+            </w:r>
+            <w:proofErr w:type="gramEnd"/>
+            <w:r>
+              <w:rPr>
+                <w:rFonts w:cs="Arial"/>
+                <w:szCs w:val="24"/>
+              </w:rPr>
+              <w:t>, </w:t>
+            </w:r>
+            <w:proofErr w:type="spellStart"/>
+            <w:r>
+              <w:rPr>
+                <w:rFonts w:cs="Arial"/>
+                <w:szCs w:val="24"/>
+              </w:rPr>
+              <w:t>data_movimentacao</w:t>
+            </w:r>
+            <w:proofErr w:type="spellEnd"/>
+            <w:r>
+              <w:rPr>
+                <w:rFonts w:cs="Arial"/>
+                <w:szCs w:val="24"/>
+              </w:rPr>
+              <w:t>, quantidade, </w:t>
+            </w:r>
+            <w:proofErr w:type="spellStart"/>
+            <w:proofErr w:type="gramStart"/>
+            <w:r>
+              <w:rPr>
+                <w:rFonts w:cs="Arial"/>
+                <w:szCs w:val="24"/>
+              </w:rPr>
+              <w:t>observacao</w:t>
+            </w:r>
+            <w:proofErr w:type="spellEnd"/>
+            <w:r>
+              <w:rPr>
+                <w:rFonts w:cs="Arial"/>
+                <w:szCs w:val="24"/>
+              </w:rPr>
+              <w:t> }</w:t>
+            </w:r>
+            <w:proofErr w:type="gramEnd"/>
+            <w:r>
+              <w:rPr>
+                <w:rFonts w:cs="Arial"/>
+                <w:szCs w:val="24"/>
+              </w:rPr>
+              <w:t>  </w:t>
             </w:r>
           </w:p>
         </w:tc>
@@ -15631,7 +17468,23 @@
                 <w:rFonts w:cs="Arial"/>
                 <w:szCs w:val="24"/>
               </w:rPr>
-              <w:t>/movimentação_estoque </w:t>
+              <w:t>/</w:t>
+            </w:r>
+            <w:proofErr w:type="spellStart"/>
+            <w:r>
+              <w:rPr>
+                <w:rFonts w:cs="Arial"/>
+                <w:szCs w:val="24"/>
+              </w:rPr>
+              <w:t>movimentação_estoque</w:t>
+            </w:r>
+            <w:proofErr w:type="spellEnd"/>
+            <w:r>
+              <w:rPr>
+                <w:rFonts w:cs="Arial"/>
+                <w:szCs w:val="24"/>
+              </w:rPr>
+              <w:t> </w:t>
             </w:r>
           </w:p>
           <w:p>
@@ -15686,12 +17539,78 @@
                 <w:szCs w:val="24"/>
               </w:rPr>
             </w:pPr>
-            <w:r>
-              <w:rPr>
-                <w:rFonts w:cs="Arial"/>
-                <w:szCs w:val="24"/>
-              </w:rPr>
-              <w:t>id_movimentacao (param) + { tipo, data_movimentacao, quantidade, observacao }  </w:t>
+            <w:proofErr w:type="spellStart"/>
+            <w:r>
+              <w:rPr>
+                <w:rFonts w:cs="Arial"/>
+                <w:szCs w:val="24"/>
+              </w:rPr>
+              <w:t>id_movimentacao</w:t>
+            </w:r>
+            <w:proofErr w:type="spellEnd"/>
+            <w:r>
+              <w:rPr>
+                <w:rFonts w:cs="Arial"/>
+                <w:szCs w:val="24"/>
+              </w:rPr>
+              <w:t> (param) + </w:t>
+            </w:r>
+            <w:proofErr w:type="gramStart"/>
+            <w:r>
+              <w:rPr>
+                <w:rFonts w:cs="Arial"/>
+                <w:szCs w:val="24"/>
+              </w:rPr>
+              <w:t>{ tipo</w:t>
+            </w:r>
+            <w:proofErr w:type="gramEnd"/>
+            <w:r>
+              <w:rPr>
+                <w:rFonts w:cs="Arial"/>
+                <w:szCs w:val="24"/>
+              </w:rPr>
+              <w:t>, </w:t>
+            </w:r>
+            <w:proofErr w:type="spellStart"/>
+            <w:r>
+              <w:rPr>
+                <w:rFonts w:cs="Arial"/>
+                <w:szCs w:val="24"/>
+              </w:rPr>
+              <w:t>data_movimentacao</w:t>
+            </w:r>
+            <w:proofErr w:type="spellEnd"/>
+            <w:r>
+              <w:rPr>
+                <w:rFonts w:cs="Arial"/>
+                <w:szCs w:val="24"/>
+              </w:rPr>
+              <w:t>, quantidade, </w:t>
+            </w:r>
+            <w:proofErr w:type="spellStart"/>
+            <w:proofErr w:type="gramStart"/>
+            <w:r>
+              <w:rPr>
+                <w:rFonts w:cs="Arial"/>
+                <w:szCs w:val="24"/>
+              </w:rPr>
+              <w:t>observacao</w:t>
+            </w:r>
+            <w:proofErr w:type="spellEnd"/>
+            <w:r>
+              <w:rPr>
+                <w:rFonts w:cs="Arial"/>
+                <w:szCs w:val="24"/>
+              </w:rPr>
+              <w:t> }</w:t>
+            </w:r>
+            <w:proofErr w:type="gramEnd"/>
+            <w:r>
+              <w:rPr>
+                <w:rFonts w:cs="Arial"/>
+                <w:szCs w:val="24"/>
+              </w:rPr>
+              <w:t>  </w:t>
             </w:r>
           </w:p>
         </w:tc>
@@ -15737,7 +17656,23 @@
                 <w:rFonts w:cs="Arial"/>
                 <w:szCs w:val="24"/>
               </w:rPr>
-              <w:t>/movimentação_estoque </w:t>
+              <w:t>/</w:t>
+            </w:r>
+            <w:proofErr w:type="spellStart"/>
+            <w:r>
+              <w:rPr>
+                <w:rFonts w:cs="Arial"/>
+                <w:szCs w:val="24"/>
+              </w:rPr>
+              <w:t>movimentação_estoque</w:t>
+            </w:r>
+            <w:proofErr w:type="spellEnd"/>
+            <w:r>
+              <w:rPr>
+                <w:rFonts w:cs="Arial"/>
+                <w:szCs w:val="24"/>
+              </w:rPr>
+              <w:t> </w:t>
             </w:r>
           </w:p>
           <w:p>
@@ -15792,12 +17727,21 @@
                 <w:szCs w:val="24"/>
               </w:rPr>
             </w:pPr>
-            <w:r>
-              <w:rPr>
-                <w:rFonts w:cs="Arial"/>
-                <w:szCs w:val="24"/>
-              </w:rPr>
-              <w:t>id_movimentacao (param)  </w:t>
+            <w:proofErr w:type="spellStart"/>
+            <w:r>
+              <w:rPr>
+                <w:rFonts w:cs="Arial"/>
+                <w:szCs w:val="24"/>
+              </w:rPr>
+              <w:t>id_movimentacao</w:t>
+            </w:r>
+            <w:proofErr w:type="spellEnd"/>
+            <w:r>
+              <w:rPr>
+                <w:rFonts w:cs="Arial"/>
+                <w:szCs w:val="24"/>
+              </w:rPr>
+              <w:t> (param)  </w:t>
             </w:r>
           </w:p>
         </w:tc>
@@ -16130,7 +18074,23 @@
                 <w:rFonts w:cs="Arial"/>
                 <w:szCs w:val="24"/>
               </w:rPr>
-              <w:t>busca usuario por id </w:t>
+              <w:t>busca </w:t>
+            </w:r>
+            <w:proofErr w:type="spellStart"/>
+            <w:r>
+              <w:rPr>
+                <w:rFonts w:cs="Arial"/>
+                <w:szCs w:val="24"/>
+              </w:rPr>
+              <w:t>usuario</w:t>
+            </w:r>
+            <w:proofErr w:type="spellEnd"/>
+            <w:r>
+              <w:rPr>
+                <w:rFonts w:cs="Arial"/>
+                <w:szCs w:val="24"/>
+              </w:rPr>
+              <w:t> por id </w:t>
             </w:r>
           </w:p>
         </w:tc>
@@ -16147,12 +18107,21 @@
                 <w:szCs w:val="24"/>
               </w:rPr>
             </w:pPr>
-            <w:r>
-              <w:rPr>
-                <w:rFonts w:cs="Arial"/>
-                <w:szCs w:val="24"/>
-              </w:rPr>
-              <w:t>id_usuario (param)  </w:t>
+            <w:proofErr w:type="spellStart"/>
+            <w:r>
+              <w:rPr>
+                <w:rFonts w:cs="Arial"/>
+                <w:szCs w:val="24"/>
+              </w:rPr>
+              <w:t>id_usuario</w:t>
+            </w:r>
+            <w:proofErr w:type="spellEnd"/>
+            <w:r>
+              <w:rPr>
+                <w:rFonts w:cs="Arial"/>
+                <w:szCs w:val="24"/>
+              </w:rPr>
+              <w:t> (param)  </w:t>
             </w:r>
           </w:p>
         </w:tc>
@@ -16237,12 +18206,37 @@
                 <w:szCs w:val="24"/>
               </w:rPr>
             </w:pPr>
-            <w:r>
-              <w:rPr>
-                <w:rFonts w:cs="Arial"/>
-                <w:szCs w:val="24"/>
-              </w:rPr>
-              <w:t>{ nome, login, senha, cargo, setor }  </w:t>
+            <w:proofErr w:type="gramStart"/>
+            <w:r>
+              <w:rPr>
+                <w:rFonts w:cs="Arial"/>
+                <w:szCs w:val="24"/>
+              </w:rPr>
+              <w:t>{ nome</w:t>
+            </w:r>
+            <w:proofErr w:type="gramEnd"/>
+            <w:r>
+              <w:rPr>
+                <w:rFonts w:cs="Arial"/>
+                <w:szCs w:val="24"/>
+              </w:rPr>
+              <w:t>, login, senha, cargo, </w:t>
+            </w:r>
+            <w:proofErr w:type="gramStart"/>
+            <w:r>
+              <w:rPr>
+                <w:rFonts w:cs="Arial"/>
+                <w:szCs w:val="24"/>
+              </w:rPr>
+              <w:t>setor }</w:t>
+            </w:r>
+            <w:proofErr w:type="gramEnd"/>
+            <w:r>
+              <w:rPr>
+                <w:rFonts w:cs="Arial"/>
+                <w:szCs w:val="24"/>
+              </w:rPr>
+              <w:t>  </w:t>
             </w:r>
           </w:p>
         </w:tc>
@@ -16327,12 +18321,53 @@
                 <w:szCs w:val="24"/>
               </w:rPr>
             </w:pPr>
-            <w:r>
-              <w:rPr>
-                <w:rFonts w:cs="Arial"/>
-                <w:szCs w:val="24"/>
-              </w:rPr>
-              <w:t>id_usuario (param) + { nome, login, senha, cargo, setor }  </w:t>
+            <w:proofErr w:type="spellStart"/>
+            <w:r>
+              <w:rPr>
+                <w:rFonts w:cs="Arial"/>
+                <w:szCs w:val="24"/>
+              </w:rPr>
+              <w:t>id_usuario</w:t>
+            </w:r>
+            <w:proofErr w:type="spellEnd"/>
+            <w:r>
+              <w:rPr>
+                <w:rFonts w:cs="Arial"/>
+                <w:szCs w:val="24"/>
+              </w:rPr>
+              <w:t> (param) + </w:t>
+            </w:r>
+            <w:proofErr w:type="gramStart"/>
+            <w:r>
+              <w:rPr>
+                <w:rFonts w:cs="Arial"/>
+                <w:szCs w:val="24"/>
+              </w:rPr>
+              <w:t>{ nome</w:t>
+            </w:r>
+            <w:proofErr w:type="gramEnd"/>
+            <w:r>
+              <w:rPr>
+                <w:rFonts w:cs="Arial"/>
+                <w:szCs w:val="24"/>
+              </w:rPr>
+              <w:t>, login, senha, cargo, </w:t>
+            </w:r>
+            <w:proofErr w:type="gramStart"/>
+            <w:r>
+              <w:rPr>
+                <w:rFonts w:cs="Arial"/>
+                <w:szCs w:val="24"/>
+              </w:rPr>
+              <w:t>setor }</w:t>
+            </w:r>
+            <w:proofErr w:type="gramEnd"/>
+            <w:r>
+              <w:rPr>
+                <w:rFonts w:cs="Arial"/>
+                <w:szCs w:val="24"/>
+              </w:rPr>
+              <w:t>  </w:t>
             </w:r>
           </w:p>
         </w:tc>
@@ -16400,7 +18435,23 @@
                 <w:rFonts w:cs="Arial"/>
                 <w:szCs w:val="24"/>
               </w:rPr>
-              <w:t>remove usuario </w:t>
+              <w:t>remove </w:t>
+            </w:r>
+            <w:proofErr w:type="spellStart"/>
+            <w:r>
+              <w:rPr>
+                <w:rFonts w:cs="Arial"/>
+                <w:szCs w:val="24"/>
+              </w:rPr>
+              <w:t>usuario</w:t>
+            </w:r>
+            <w:proofErr w:type="spellEnd"/>
+            <w:r>
+              <w:rPr>
+                <w:rFonts w:cs="Arial"/>
+                <w:szCs w:val="24"/>
+              </w:rPr>
+              <w:t> </w:t>
             </w:r>
           </w:p>
         </w:tc>
@@ -16417,12 +18468,21 @@
                 <w:szCs w:val="24"/>
               </w:rPr>
             </w:pPr>
-            <w:r>
-              <w:rPr>
-                <w:rFonts w:cs="Arial"/>
-                <w:szCs w:val="24"/>
-              </w:rPr>
-              <w:t>id_usuario (param)  </w:t>
+            <w:proofErr w:type="spellStart"/>
+            <w:r>
+              <w:rPr>
+                <w:rFonts w:cs="Arial"/>
+                <w:szCs w:val="24"/>
+              </w:rPr>
+              <w:t>id_usuario</w:t>
+            </w:r>
+            <w:proofErr w:type="spellEnd"/>
+            <w:r>
+              <w:rPr>
+                <w:rFonts w:cs="Arial"/>
+                <w:szCs w:val="24"/>
+              </w:rPr>
+              <w:t> (param)  </w:t>
             </w:r>
           </w:p>
         </w:tc>
@@ -16573,7 +18633,23 @@
           <w:rFonts w:cs="Arial"/>
           <w:szCs w:val="24"/>
         </w:rPr>
-        <w:t>“contato”: “paula@gmail.com” , </w:t>
+        <w:t>“contato”: “paula@gmail.com</w:t>
+      </w:r>
+      <w:proofErr w:type="gramStart"/>
+      <w:r>
+        <w:rPr>
+          <w:rFonts w:cs="Arial"/>
+          <w:szCs w:val="24"/>
+        </w:rPr>
+        <w:t>” ,</w:t>
+      </w:r>
+      <w:proofErr w:type="gramEnd"/>
+      <w:r>
+        <w:rPr>
+          <w:rFonts w:cs="Arial"/>
+          <w:szCs w:val="24"/>
+        </w:rPr>
+        <w:t> </w:t>
       </w:r>
     </w:p>
     <w:p>
@@ -16590,7 +18666,23 @@
           <w:rFonts w:cs="Arial"/>
           <w:szCs w:val="24"/>
         </w:rPr>
-        <w:t>“endereco”: “Rua A, Bairro B, Número X” </w:t>
+        <w:t>“</w:t>
+      </w:r>
+      <w:proofErr w:type="spellStart"/>
+      <w:r>
+        <w:rPr>
+          <w:rFonts w:cs="Arial"/>
+          <w:szCs w:val="24"/>
+        </w:rPr>
+        <w:t>endereco</w:t>
+      </w:r>
+      <w:proofErr w:type="spellEnd"/>
+      <w:r>
+        <w:rPr>
+          <w:rFonts w:cs="Arial"/>
+          <w:szCs w:val="24"/>
+        </w:rPr>
+        <w:t>”: “Rua A, Bairro B, Número X” </w:t>
       </w:r>
     </w:p>
     <w:p>
@@ -16692,7 +18784,23 @@
           <w:rFonts w:cs="Arial"/>
           <w:szCs w:val="24"/>
         </w:rPr>
-        <w:t>“contato”: “paula@gmail.com” , </w:t>
+        <w:t>“contato”: “paula@gmail.com</w:t>
+      </w:r>
+      <w:proofErr w:type="gramStart"/>
+      <w:r>
+        <w:rPr>
+          <w:rFonts w:cs="Arial"/>
+          <w:szCs w:val="24"/>
+        </w:rPr>
+        <w:t>” ,</w:t>
+      </w:r>
+      <w:proofErr w:type="gramEnd"/>
+      <w:r>
+        <w:rPr>
+          <w:rFonts w:cs="Arial"/>
+          <w:szCs w:val="24"/>
+        </w:rPr>
+        <w:t> </w:t>
       </w:r>
     </w:p>
     <w:p>
@@ -16709,7 +18817,23 @@
           <w:rFonts w:cs="Arial"/>
           <w:szCs w:val="24"/>
         </w:rPr>
-        <w:t>“endereco”: “Rua A, Bairro B, Número X”, </w:t>
+        <w:t>“</w:t>
+      </w:r>
+      <w:proofErr w:type="spellStart"/>
+      <w:r>
+        <w:rPr>
+          <w:rFonts w:cs="Arial"/>
+          <w:szCs w:val="24"/>
+        </w:rPr>
+        <w:t>endereco</w:t>
+      </w:r>
+      <w:proofErr w:type="spellEnd"/>
+      <w:r>
+        <w:rPr>
+          <w:rFonts w:cs="Arial"/>
+          <w:szCs w:val="24"/>
+        </w:rPr>
+        <w:t>”: “Rua A, Bairro B, Número X”, </w:t>
       </w:r>
     </w:p>
     <w:p>
@@ -16726,7 +18850,23 @@
           <w:rFonts w:cs="Arial"/>
           <w:szCs w:val="24"/>
         </w:rPr>
-        <w:t>“criado_em”: “2026-06-01T07:53:51.0002” </w:t>
+        <w:t>“</w:t>
+      </w:r>
+      <w:proofErr w:type="spellStart"/>
+      <w:r>
+        <w:rPr>
+          <w:rFonts w:cs="Arial"/>
+          <w:szCs w:val="24"/>
+        </w:rPr>
+        <w:t>criado_em</w:t>
+      </w:r>
+      <w:proofErr w:type="spellEnd"/>
+      <w:r>
+        <w:rPr>
+          <w:rFonts w:cs="Arial"/>
+          <w:szCs w:val="24"/>
+        </w:rPr>
+        <w:t>”: “2026-06-01T07:53:51.0002” </w:t>
       </w:r>
     </w:p>
     <w:p>
@@ -16837,7 +18977,23 @@
           <w:rFonts w:cs="Arial"/>
           <w:szCs w:val="24"/>
         </w:rPr>
-        <w:t>“nome_categoria”: “Tênis Feminino” </w:t>
+        <w:t>“</w:t>
+      </w:r>
+      <w:proofErr w:type="spellStart"/>
+      <w:r>
+        <w:rPr>
+          <w:rFonts w:cs="Arial"/>
+          <w:szCs w:val="24"/>
+        </w:rPr>
+        <w:t>nome_categoria</w:t>
+      </w:r>
+      <w:proofErr w:type="spellEnd"/>
+      <w:r>
+        <w:rPr>
+          <w:rFonts w:cs="Arial"/>
+          <w:szCs w:val="24"/>
+        </w:rPr>
+        <w:t>”: “Tênis Feminino” </w:t>
       </w:r>
     </w:p>
     <w:p>
@@ -16922,7 +19078,23 @@
           <w:rFonts w:cs="Arial"/>
           <w:szCs w:val="24"/>
         </w:rPr>
-        <w:t>“nome_categoria”: “Tênis Feminino”, </w:t>
+        <w:t>“</w:t>
+      </w:r>
+      <w:proofErr w:type="spellStart"/>
+      <w:r>
+        <w:rPr>
+          <w:rFonts w:cs="Arial"/>
+          <w:szCs w:val="24"/>
+        </w:rPr>
+        <w:t>nome_categoria</w:t>
+      </w:r>
+      <w:proofErr w:type="spellEnd"/>
+      <w:r>
+        <w:rPr>
+          <w:rFonts w:cs="Arial"/>
+          <w:szCs w:val="24"/>
+        </w:rPr>
+        <w:t>”: “Tênis Feminino”, </w:t>
       </w:r>
     </w:p>
     <w:p>
@@ -16939,7 +19111,23 @@
           <w:rFonts w:cs="Arial"/>
           <w:szCs w:val="24"/>
         </w:rPr>
-        <w:t>“criado_em”: “2026-06-01T07:53:51.0002” </w:t>
+        <w:t>“</w:t>
+      </w:r>
+      <w:proofErr w:type="spellStart"/>
+      <w:r>
+        <w:rPr>
+          <w:rFonts w:cs="Arial"/>
+          <w:szCs w:val="24"/>
+        </w:rPr>
+        <w:t>criado_em</w:t>
+      </w:r>
+      <w:proofErr w:type="spellEnd"/>
+      <w:r>
+        <w:rPr>
+          <w:rFonts w:cs="Arial"/>
+          <w:szCs w:val="24"/>
+        </w:rPr>
+        <w:t>”: “2026-06-01T07:53:51.0002” </w:t>
       </w:r>
     </w:p>
     <w:p>
@@ -17044,7 +19232,23 @@
           <w:rFonts w:cs="Arial"/>
           <w:szCs w:val="24"/>
         </w:rPr>
-        <w:t>“nome_subcategoria”: “Esportivo” </w:t>
+        <w:t>“</w:t>
+      </w:r>
+      <w:proofErr w:type="spellStart"/>
+      <w:r>
+        <w:rPr>
+          <w:rFonts w:cs="Arial"/>
+          <w:szCs w:val="24"/>
+        </w:rPr>
+        <w:t>nome_subcategoria</w:t>
+      </w:r>
+      <w:proofErr w:type="spellEnd"/>
+      <w:r>
+        <w:rPr>
+          <w:rFonts w:cs="Arial"/>
+          <w:szCs w:val="24"/>
+        </w:rPr>
+        <w:t>”: “Esportivo” </w:t>
       </w:r>
     </w:p>
     <w:p>
@@ -17129,7 +19333,23 @@
           <w:rFonts w:cs="Arial"/>
           <w:szCs w:val="24"/>
         </w:rPr>
-        <w:t>“nome_subcategoria”: “Esportivo”, </w:t>
+        <w:t>“</w:t>
+      </w:r>
+      <w:proofErr w:type="spellStart"/>
+      <w:r>
+        <w:rPr>
+          <w:rFonts w:cs="Arial"/>
+          <w:szCs w:val="24"/>
+        </w:rPr>
+        <w:t>nome_subcategoria</w:t>
+      </w:r>
+      <w:proofErr w:type="spellEnd"/>
+      <w:r>
+        <w:rPr>
+          <w:rFonts w:cs="Arial"/>
+          <w:szCs w:val="24"/>
+        </w:rPr>
+        <w:t>”: “Esportivo”, </w:t>
       </w:r>
     </w:p>
     <w:p>
@@ -17146,7 +19366,23 @@
           <w:rFonts w:cs="Arial"/>
           <w:szCs w:val="24"/>
         </w:rPr>
-        <w:t>“criado_em”: “2026-06-01T07:53:51.0002” </w:t>
+        <w:t>“</w:t>
+      </w:r>
+      <w:proofErr w:type="spellStart"/>
+      <w:r>
+        <w:rPr>
+          <w:rFonts w:cs="Arial"/>
+          <w:szCs w:val="24"/>
+        </w:rPr>
+        <w:t>criado_em</w:t>
+      </w:r>
+      <w:proofErr w:type="spellEnd"/>
+      <w:r>
+        <w:rPr>
+          <w:rFonts w:cs="Arial"/>
+          <w:szCs w:val="24"/>
+        </w:rPr>
+        <w:t>”: “2026-06-01T07:53:51.0002” </w:t>
       </w:r>
     </w:p>
     <w:p>
@@ -17250,7 +19486,23 @@
           <w:rFonts w:cs="Arial"/>
           <w:szCs w:val="24"/>
         </w:rPr>
-        <w:t>  "id_fornecedor": 5, </w:t>
+        <w:t>  "</w:t>
+      </w:r>
+      <w:proofErr w:type="spellStart"/>
+      <w:r>
+        <w:rPr>
+          <w:rFonts w:cs="Arial"/>
+          <w:szCs w:val="24"/>
+        </w:rPr>
+        <w:t>id_fornecedor</w:t>
+      </w:r>
+      <w:proofErr w:type="spellEnd"/>
+      <w:r>
+        <w:rPr>
+          <w:rFonts w:cs="Arial"/>
+          <w:szCs w:val="24"/>
+        </w:rPr>
+        <w:t>": 5, </w:t>
       </w:r>
     </w:p>
     <w:p>
@@ -17267,7 +19519,23 @@
           <w:rFonts w:cs="Arial"/>
           <w:szCs w:val="24"/>
         </w:rPr>
-        <w:t>  "id_categoria": 4, </w:t>
+        <w:t>  "</w:t>
+      </w:r>
+      <w:proofErr w:type="spellStart"/>
+      <w:r>
+        <w:rPr>
+          <w:rFonts w:cs="Arial"/>
+          <w:szCs w:val="24"/>
+        </w:rPr>
+        <w:t>id_categoria</w:t>
+      </w:r>
+      <w:proofErr w:type="spellEnd"/>
+      <w:r>
+        <w:rPr>
+          <w:rFonts w:cs="Arial"/>
+          <w:szCs w:val="24"/>
+        </w:rPr>
+        <w:t>": 4, </w:t>
       </w:r>
     </w:p>
     <w:p>
@@ -17284,7 +19552,23 @@
           <w:rFonts w:cs="Arial"/>
           <w:szCs w:val="24"/>
         </w:rPr>
-        <w:t>  "id_subcategoria": 3, </w:t>
+        <w:t>  "</w:t>
+      </w:r>
+      <w:proofErr w:type="spellStart"/>
+      <w:r>
+        <w:rPr>
+          <w:rFonts w:cs="Arial"/>
+          <w:szCs w:val="24"/>
+        </w:rPr>
+        <w:t>id_subcategoria</w:t>
+      </w:r>
+      <w:proofErr w:type="spellEnd"/>
+      <w:r>
+        <w:rPr>
+          <w:rFonts w:cs="Arial"/>
+          <w:szCs w:val="24"/>
+        </w:rPr>
+        <w:t>": 3, </w:t>
       </w:r>
     </w:p>
     <w:p>
@@ -17301,7 +19585,23 @@
           <w:rFonts w:cs="Arial"/>
           <w:szCs w:val="24"/>
         </w:rPr>
-        <w:t>  "descricao": "Tênis esportivo com sola reta", </w:t>
+        <w:t>  "</w:t>
+      </w:r>
+      <w:proofErr w:type="spellStart"/>
+      <w:r>
+        <w:rPr>
+          <w:rFonts w:cs="Arial"/>
+          <w:szCs w:val="24"/>
+        </w:rPr>
+        <w:t>descricao</w:t>
+      </w:r>
+      <w:proofErr w:type="spellEnd"/>
+      <w:r>
+        <w:rPr>
+          <w:rFonts w:cs="Arial"/>
+          <w:szCs w:val="24"/>
+        </w:rPr>
+        <w:t>": "Tênis esportivo com sola reta", </w:t>
       </w:r>
     </w:p>
     <w:p>
@@ -17327,7 +19627,25 @@
           <w:szCs w:val="24"/>
           <w:lang w:val="en-US"/>
         </w:rPr>
-        <w:t>"modelo": "Onyx", </w:t>
+        <w:t>"</w:t>
+      </w:r>
+      <w:proofErr w:type="spellStart"/>
+      <w:r>
+        <w:rPr>
+          <w:rFonts w:cs="Arial"/>
+          <w:szCs w:val="24"/>
+          <w:lang w:val="en-US"/>
+        </w:rPr>
+        <w:t>modelo</w:t>
+      </w:r>
+      <w:proofErr w:type="spellEnd"/>
+      <w:r>
+        <w:rPr>
+          <w:rFonts w:cs="Arial"/>
+          <w:szCs w:val="24"/>
+          <w:lang w:val="en-US"/>
+        </w:rPr>
+        <w:t>": "Onyx", </w:t>
       </w:r>
     </w:p>
     <w:p>
@@ -17346,7 +19664,25 @@
           <w:szCs w:val="24"/>
           <w:lang w:val="en-US"/>
         </w:rPr>
-        <w:t>  "nome": "Yeezy Boost 350", </w:t>
+        <w:t>  "</w:t>
+      </w:r>
+      <w:proofErr w:type="spellStart"/>
+      <w:r>
+        <w:rPr>
+          <w:rFonts w:cs="Arial"/>
+          <w:szCs w:val="24"/>
+          <w:lang w:val="en-US"/>
+        </w:rPr>
+        <w:t>nome</w:t>
+      </w:r>
+      <w:proofErr w:type="spellEnd"/>
+      <w:r>
+        <w:rPr>
+          <w:rFonts w:cs="Arial"/>
+          <w:szCs w:val="24"/>
+          <w:lang w:val="en-US"/>
+        </w:rPr>
+        <w:t>": "Yeezy Boost 350", </w:t>
       </w:r>
     </w:p>
     <w:p>
@@ -17371,7 +19707,23 @@
           <w:rFonts w:cs="Arial"/>
           <w:szCs w:val="24"/>
         </w:rPr>
-        <w:t>"data_validade": "2030-06-01", </w:t>
+        <w:t>"</w:t>
+      </w:r>
+      <w:proofErr w:type="spellStart"/>
+      <w:r>
+        <w:rPr>
+          <w:rFonts w:cs="Arial"/>
+          <w:szCs w:val="24"/>
+        </w:rPr>
+        <w:t>data_validade</w:t>
+      </w:r>
+      <w:proofErr w:type="spellEnd"/>
+      <w:r>
+        <w:rPr>
+          <w:rFonts w:cs="Arial"/>
+          <w:szCs w:val="24"/>
+        </w:rPr>
+        <w:t>": "2030-06-01", </w:t>
       </w:r>
     </w:p>
     <w:p>
@@ -17388,7 +19740,23 @@
           <w:rFonts w:cs="Arial"/>
           <w:szCs w:val="24"/>
         </w:rPr>
-        <w:t>  "codigo_produto": "ADI-YZY-V2", </w:t>
+        <w:t>  "</w:t>
+      </w:r>
+      <w:proofErr w:type="spellStart"/>
+      <w:r>
+        <w:rPr>
+          <w:rFonts w:cs="Arial"/>
+          <w:szCs w:val="24"/>
+        </w:rPr>
+        <w:t>codigo_produto</w:t>
+      </w:r>
+      <w:proofErr w:type="spellEnd"/>
+      <w:r>
+        <w:rPr>
+          <w:rFonts w:cs="Arial"/>
+          <w:szCs w:val="24"/>
+        </w:rPr>
+        <w:t>": "ADI-YZY-V2", </w:t>
       </w:r>
     </w:p>
     <w:p>
@@ -17490,7 +19858,39 @@
           <w:rFonts w:cs="Arial"/>
           <w:szCs w:val="24"/>
         </w:rPr>
-        <w:t>“descricao”: “Tênis esportivo com sola reta ”, </w:t>
+        <w:t>“</w:t>
+      </w:r>
+      <w:proofErr w:type="spellStart"/>
+      <w:r>
+        <w:rPr>
+          <w:rFonts w:cs="Arial"/>
+          <w:szCs w:val="24"/>
+        </w:rPr>
+        <w:t>descricao</w:t>
+      </w:r>
+      <w:proofErr w:type="spellEnd"/>
+      <w:r>
+        <w:rPr>
+          <w:rFonts w:cs="Arial"/>
+          <w:szCs w:val="24"/>
+        </w:rPr>
+        <w:t>”: “Tênis esportivo com sola </w:t>
+      </w:r>
+      <w:proofErr w:type="gramStart"/>
+      <w:r>
+        <w:rPr>
+          <w:rFonts w:cs="Arial"/>
+          <w:szCs w:val="24"/>
+        </w:rPr>
+        <w:t>reta ”</w:t>
+      </w:r>
+      <w:proofErr w:type="gramEnd"/>
+      <w:r>
+        <w:rPr>
+          <w:rFonts w:cs="Arial"/>
+          <w:szCs w:val="24"/>
+        </w:rPr>
+        <w:t>, </w:t>
       </w:r>
     </w:p>
     <w:p>
@@ -17509,7 +19909,43 @@
           <w:szCs w:val="24"/>
           <w:lang w:val="en-US"/>
         </w:rPr>
-        <w:t>“modelo”:”Onyx”, </w:t>
+        <w:t>“</w:t>
+      </w:r>
+      <w:proofErr w:type="spellStart"/>
+      <w:r>
+        <w:rPr>
+          <w:rFonts w:cs="Arial"/>
+          <w:szCs w:val="24"/>
+          <w:lang w:val="en-US"/>
+        </w:rPr>
+        <w:t>modelo</w:t>
+      </w:r>
+      <w:proofErr w:type="spellEnd"/>
+      <w:r>
+        <w:rPr>
+          <w:rFonts w:cs="Arial"/>
+          <w:szCs w:val="24"/>
+          <w:lang w:val="en-US"/>
+        </w:rPr>
+        <w:t>”</w:t>
+      </w:r>
+      <w:proofErr w:type="gramStart"/>
+      <w:r>
+        <w:rPr>
+          <w:rFonts w:cs="Arial"/>
+          <w:szCs w:val="24"/>
+          <w:lang w:val="en-US"/>
+        </w:rPr>
+        <w:t>:”Onyx</w:t>
+      </w:r>
+      <w:proofErr w:type="gramEnd"/>
+      <w:r>
+        <w:rPr>
+          <w:rFonts w:cs="Arial"/>
+          <w:szCs w:val="24"/>
+          <w:lang w:val="en-US"/>
+        </w:rPr>
+        <w:t>”, </w:t>
       </w:r>
     </w:p>
     <w:p>
@@ -17529,7 +19965,43 @@
           <w:lang w:val="en-US"/>
         </w:rPr>
         <w:lastRenderedPageBreak/>
-        <w:t>“nome”: “Yeezy Boost 350 ”, </w:t>
+        <w:t>“</w:t>
+      </w:r>
+      <w:proofErr w:type="spellStart"/>
+      <w:r>
+        <w:rPr>
+          <w:rFonts w:cs="Arial"/>
+          <w:szCs w:val="24"/>
+          <w:lang w:val="en-US"/>
+        </w:rPr>
+        <w:t>nome</w:t>
+      </w:r>
+      <w:proofErr w:type="spellEnd"/>
+      <w:r>
+        <w:rPr>
+          <w:rFonts w:cs="Arial"/>
+          <w:szCs w:val="24"/>
+          <w:lang w:val="en-US"/>
+        </w:rPr>
+        <w:t>”: “Yeezy Boost </w:t>
+      </w:r>
+      <w:proofErr w:type="gramStart"/>
+      <w:r>
+        <w:rPr>
+          <w:rFonts w:cs="Arial"/>
+          <w:szCs w:val="24"/>
+          <w:lang w:val="en-US"/>
+        </w:rPr>
+        <w:t>350 ”</w:t>
+      </w:r>
+      <w:proofErr w:type="gramEnd"/>
+      <w:r>
+        <w:rPr>
+          <w:rFonts w:cs="Arial"/>
+          <w:szCs w:val="24"/>
+          <w:lang w:val="en-US"/>
+        </w:rPr>
+        <w:t>, </w:t>
       </w:r>
     </w:p>
     <w:p>
@@ -17546,7 +20018,23 @@
           <w:rFonts w:cs="Arial"/>
           <w:szCs w:val="24"/>
         </w:rPr>
-        <w:t>“data_validade”: 2030-06-01, </w:t>
+        <w:t>“</w:t>
+      </w:r>
+      <w:proofErr w:type="spellStart"/>
+      <w:r>
+        <w:rPr>
+          <w:rFonts w:cs="Arial"/>
+          <w:szCs w:val="24"/>
+        </w:rPr>
+        <w:t>data_validade</w:t>
+      </w:r>
+      <w:proofErr w:type="spellEnd"/>
+      <w:r>
+        <w:rPr>
+          <w:rFonts w:cs="Arial"/>
+          <w:szCs w:val="24"/>
+        </w:rPr>
+        <w:t>”: 2030-06-01, </w:t>
       </w:r>
     </w:p>
     <w:p>
@@ -17563,7 +20051,39 @@
           <w:rFonts w:cs="Arial"/>
           <w:szCs w:val="24"/>
         </w:rPr>
-        <w:t>“codigo_produto”: “ADI-YZY-V2 ”, </w:t>
+        <w:t>“</w:t>
+      </w:r>
+      <w:proofErr w:type="spellStart"/>
+      <w:r>
+        <w:rPr>
+          <w:rFonts w:cs="Arial"/>
+          <w:szCs w:val="24"/>
+        </w:rPr>
+        <w:t>codigo_produto</w:t>
+      </w:r>
+      <w:proofErr w:type="spellEnd"/>
+      <w:r>
+        <w:rPr>
+          <w:rFonts w:cs="Arial"/>
+          <w:szCs w:val="24"/>
+        </w:rPr>
+        <w:t>”: “ADI-YZY-V</w:t>
+      </w:r>
+      <w:proofErr w:type="gramStart"/>
+      <w:r>
+        <w:rPr>
+          <w:rFonts w:cs="Arial"/>
+          <w:szCs w:val="24"/>
+        </w:rPr>
+        <w:t>2 ”</w:t>
+      </w:r>
+      <w:proofErr w:type="gramEnd"/>
+      <w:r>
+        <w:rPr>
+          <w:rFonts w:cs="Arial"/>
+          <w:szCs w:val="24"/>
+        </w:rPr>
+        <w:t>, </w:t>
       </w:r>
     </w:p>
     <w:p>
@@ -17597,7 +20117,23 @@
           <w:rFonts w:cs="Arial"/>
           <w:szCs w:val="24"/>
         </w:rPr>
-        <w:t>“criado_em”: “2026-06-01T07:53:51.0002” </w:t>
+        <w:t>“</w:t>
+      </w:r>
+      <w:proofErr w:type="spellStart"/>
+      <w:r>
+        <w:rPr>
+          <w:rFonts w:cs="Arial"/>
+          <w:szCs w:val="24"/>
+        </w:rPr>
+        <w:t>criado_em</w:t>
+      </w:r>
+      <w:proofErr w:type="spellEnd"/>
+      <w:r>
+        <w:rPr>
+          <w:rFonts w:cs="Arial"/>
+          <w:szCs w:val="24"/>
+        </w:rPr>
+        <w:t>”: “2026-06-01T07:53:51.0002” </w:t>
       </w:r>
     </w:p>
     <w:p>
@@ -17701,7 +20237,23 @@
           <w:rFonts w:cs="Arial"/>
           <w:szCs w:val="24"/>
         </w:rPr>
-        <w:t>  "codigo_lote": "OJU-APO-GB", </w:t>
+        <w:t>  "</w:t>
+      </w:r>
+      <w:proofErr w:type="spellStart"/>
+      <w:r>
+        <w:rPr>
+          <w:rFonts w:cs="Arial"/>
+          <w:szCs w:val="24"/>
+        </w:rPr>
+        <w:t>codigo_lote</w:t>
+      </w:r>
+      <w:proofErr w:type="spellEnd"/>
+      <w:r>
+        <w:rPr>
+          <w:rFonts w:cs="Arial"/>
+          <w:szCs w:val="24"/>
+        </w:rPr>
+        <w:t>": "OJU-APO-GB", </w:t>
       </w:r>
     </w:p>
     <w:p>
@@ -17718,7 +20270,23 @@
           <w:rFonts w:cs="Arial"/>
           <w:szCs w:val="24"/>
         </w:rPr>
-        <w:t>  "quantidade_atual": 5, </w:t>
+        <w:t>  "</w:t>
+      </w:r>
+      <w:proofErr w:type="spellStart"/>
+      <w:r>
+        <w:rPr>
+          <w:rFonts w:cs="Arial"/>
+          <w:szCs w:val="24"/>
+        </w:rPr>
+        <w:t>quantidade_atual</w:t>
+      </w:r>
+      <w:proofErr w:type="spellEnd"/>
+      <w:r>
+        <w:rPr>
+          <w:rFonts w:cs="Arial"/>
+          <w:szCs w:val="24"/>
+        </w:rPr>
+        <w:t>": 5, </w:t>
       </w:r>
     </w:p>
     <w:p>
@@ -17820,7 +20388,23 @@
           <w:rFonts w:cs="Arial"/>
           <w:szCs w:val="24"/>
         </w:rPr>
-        <w:t>“código_lote”: “OJU-APO-GB”, </w:t>
+        <w:t>“</w:t>
+      </w:r>
+      <w:proofErr w:type="spellStart"/>
+      <w:r>
+        <w:rPr>
+          <w:rFonts w:cs="Arial"/>
+          <w:szCs w:val="24"/>
+        </w:rPr>
+        <w:t>código_lote</w:t>
+      </w:r>
+      <w:proofErr w:type="spellEnd"/>
+      <w:r>
+        <w:rPr>
+          <w:rFonts w:cs="Arial"/>
+          <w:szCs w:val="24"/>
+        </w:rPr>
+        <w:t>”: “OJU-APO-GB”, </w:t>
       </w:r>
     </w:p>
     <w:p>
@@ -17837,7 +20421,23 @@
           <w:rFonts w:cs="Arial"/>
           <w:szCs w:val="24"/>
         </w:rPr>
-        <w:t>“quantidade_atual”: 5, </w:t>
+        <w:t>“</w:t>
+      </w:r>
+      <w:proofErr w:type="spellStart"/>
+      <w:r>
+        <w:rPr>
+          <w:rFonts w:cs="Arial"/>
+          <w:szCs w:val="24"/>
+        </w:rPr>
+        <w:t>quantidade_atual</w:t>
+      </w:r>
+      <w:proofErr w:type="spellEnd"/>
+      <w:r>
+        <w:rPr>
+          <w:rFonts w:cs="Arial"/>
+          <w:szCs w:val="24"/>
+        </w:rPr>
+        <w:t>”: 5, </w:t>
       </w:r>
     </w:p>
     <w:p>
@@ -17871,7 +20471,23 @@
           <w:rFonts w:cs="Arial"/>
           <w:szCs w:val="24"/>
         </w:rPr>
-        <w:t>“criado_em”: “2026-06-01T07:53:51.0002” </w:t>
+        <w:t>“</w:t>
+      </w:r>
+      <w:proofErr w:type="spellStart"/>
+      <w:r>
+        <w:rPr>
+          <w:rFonts w:cs="Arial"/>
+          <w:szCs w:val="24"/>
+        </w:rPr>
+        <w:t>criado_em</w:t>
+      </w:r>
+      <w:proofErr w:type="spellEnd"/>
+      <w:r>
+        <w:rPr>
+          <w:rFonts w:cs="Arial"/>
+          <w:szCs w:val="24"/>
+        </w:rPr>
+        <w:t>”: “2026-06-01T07:53:51.0002” </w:t>
       </w:r>
     </w:p>
     <w:p>
@@ -17910,6 +20526,7 @@
           <w:szCs w:val="24"/>
         </w:rPr>
       </w:pPr>
+      <w:proofErr w:type="spellStart"/>
       <w:r>
         <w:rPr>
           <w:rFonts w:cs="Arial"/>
@@ -17919,6 +20536,7 @@
         </w:rPr>
         <w:t>Movimentação_estoque</w:t>
       </w:r>
+      <w:proofErr w:type="spellEnd"/>
       <w:r>
         <w:rPr>
           <w:rFonts w:cs="Arial"/>
@@ -17992,7 +20610,23 @@
           <w:rFonts w:cs="Arial"/>
           <w:szCs w:val="24"/>
         </w:rPr>
-        <w:t>“data_movimentação”: 2026-06-01, </w:t>
+        <w:t>“</w:t>
+      </w:r>
+      <w:proofErr w:type="spellStart"/>
+      <w:r>
+        <w:rPr>
+          <w:rFonts w:cs="Arial"/>
+          <w:szCs w:val="24"/>
+        </w:rPr>
+        <w:t>data_movimentação</w:t>
+      </w:r>
+      <w:proofErr w:type="spellEnd"/>
+      <w:r>
+        <w:rPr>
+          <w:rFonts w:cs="Arial"/>
+          <w:szCs w:val="24"/>
+        </w:rPr>
+        <w:t>”: 2026-06-01, </w:t>
       </w:r>
     </w:p>
     <w:p>
@@ -18129,7 +20763,23 @@
           <w:rFonts w:cs="Arial"/>
           <w:szCs w:val="24"/>
         </w:rPr>
-        <w:t>“data_movimentação”: 2026-06-01, </w:t>
+        <w:t>“</w:t>
+      </w:r>
+      <w:proofErr w:type="spellStart"/>
+      <w:r>
+        <w:rPr>
+          <w:rFonts w:cs="Arial"/>
+          <w:szCs w:val="24"/>
+        </w:rPr>
+        <w:t>data_movimentação</w:t>
+      </w:r>
+      <w:proofErr w:type="spellEnd"/>
+      <w:r>
+        <w:rPr>
+          <w:rFonts w:cs="Arial"/>
+          <w:szCs w:val="24"/>
+        </w:rPr>
+        <w:t>”: 2026-06-01, </w:t>
       </w:r>
     </w:p>
     <w:p>
@@ -18180,7 +20830,23 @@
           <w:rFonts w:cs="Arial"/>
           <w:szCs w:val="24"/>
         </w:rPr>
-        <w:t>“criado_em”: “2026-06-01T07:53:51.0002” </w:t>
+        <w:t>“</w:t>
+      </w:r>
+      <w:proofErr w:type="spellStart"/>
+      <w:r>
+        <w:rPr>
+          <w:rFonts w:cs="Arial"/>
+          <w:szCs w:val="24"/>
+        </w:rPr>
+        <w:t>criado_em</w:t>
+      </w:r>
+      <w:proofErr w:type="spellEnd"/>
+      <w:r>
+        <w:rPr>
+          <w:rFonts w:cs="Arial"/>
+          <w:szCs w:val="24"/>
+        </w:rPr>
+        <w:t>”: “2026-06-01T07:53:51.0002” </w:t>
       </w:r>
     </w:p>
     <w:p>
@@ -18219,6 +20885,7 @@
           <w:szCs w:val="24"/>
         </w:rPr>
       </w:pPr>
+      <w:proofErr w:type="spellStart"/>
       <w:r>
         <w:rPr>
           <w:rFonts w:cs="Arial"/>
@@ -18228,6 +20895,7 @@
         </w:rPr>
         <w:t>Usuario</w:t>
       </w:r>
+      <w:proofErr w:type="spellEnd"/>
       <w:r>
         <w:rPr>
           <w:rFonts w:cs="Arial"/>
@@ -18522,7 +21190,23 @@
           <w:rFonts w:cs="Arial"/>
           <w:szCs w:val="24"/>
         </w:rPr>
-        <w:t>“criado_em”: “2026-06-01T07:53:51.0002” </w:t>
+        <w:t>“</w:t>
+      </w:r>
+      <w:proofErr w:type="spellStart"/>
+      <w:r>
+        <w:rPr>
+          <w:rFonts w:cs="Arial"/>
+          <w:szCs w:val="24"/>
+        </w:rPr>
+        <w:t>criado_em</w:t>
+      </w:r>
+      <w:proofErr w:type="spellEnd"/>
+      <w:r>
+        <w:rPr>
+          <w:rFonts w:cs="Arial"/>
+          <w:szCs w:val="24"/>
+        </w:rPr>
+        <w:t>”: “2026-06-01T07:53:51.0002” </w:t>
       </w:r>
     </w:p>
     <w:p>
@@ -18596,10 +21280,26 @@
     <w:p/>
     <w:p>
       <w:r>
-        <w:t xml:space="preserve">Ao realizar o código, o grupo percebeu alterações necessárias, com o back-end sendo </w:t>
-      </w:r>
-      <w:r>
-        <w:t>feito retiramos a tabela Sub Categoria, a qual não era precisa, além de retirarmos o cargo de auxiliar, que realizava as mesmas funções dos outros cargos.</w:t>
+        <w:t xml:space="preserve">Ao realizar o código, o grupo percebeu alterações necessárias, com o </w:t>
+      </w:r>
+      <w:proofErr w:type="spellStart"/>
+      <w:r>
+        <w:t>back-end</w:t>
+      </w:r>
+      <w:proofErr w:type="spellEnd"/>
+      <w:r>
+        <w:t xml:space="preserve"> sendo </w:t>
+      </w:r>
+      <w:r>
+        <w:t xml:space="preserve">feito retiramos a tabela </w:t>
+      </w:r>
+      <w:proofErr w:type="gramStart"/>
+      <w:r>
+        <w:t>Sub Categoria</w:t>
+      </w:r>
+      <w:proofErr w:type="gramEnd"/>
+      <w:r>
+        <w:t>, a qual não era precisa, além de retirarmos o cargo de auxiliar, que realizava as mesmas funções dos outros cargos.</w:t>
       </w:r>
     </w:p>
     <w:p>
@@ -18771,8 +21471,18 @@
           <w:b/>
           <w:szCs w:val="24"/>
         </w:rPr>
-        <w:t>Diário de um banana</w:t>
-      </w:r>
+        <w:t xml:space="preserve">Diário de </w:t>
+      </w:r>
+      <w:proofErr w:type="gramStart"/>
+      <w:r>
+        <w:rPr>
+          <w:rFonts w:cs="Arial"/>
+          <w:b/>
+          <w:szCs w:val="24"/>
+        </w:rPr>
+        <w:t>um banana</w:t>
+      </w:r>
+      <w:proofErr w:type="gramEnd"/>
       <w:r>
         <w:rPr>
           <w:rFonts w:cs="Arial"/>
@@ -19559,7 +22269,7 @@
   <w:style w:type="paragraph" w:default="1" w:styleId="Normal">
     <w:name w:val="Normal"/>
     <w:qFormat/>
-    <w:rsid w:val="007E43B1"/>
+    <w:rsid w:val="00DC2332"/>
     <w:pPr>
       <w:spacing w:after="0" w:line="360" w:lineRule="auto"/>
       <w:jc w:val="both"/>
